--- a/Exercicis/Exercicis 1 - HTML5.docx
+++ b/Exercicis/Exercicis 1 - HTML5.docx
@@ -1,6 +1,6 @@
 
 <file path=word/document.xml><?xml version="1.0" encoding="utf-8"?>
-<w:document xmlns:wpc="http://schemas.microsoft.com/office/word/2010/wordprocessingCanvas" xmlns:cx="http://schemas.microsoft.com/office/drawing/2014/chartex" xmlns:cx1="http://schemas.microsoft.com/office/drawing/2015/9/8/chartex" xmlns:cx2="http://schemas.microsoft.com/office/drawing/2015/10/21/chartex" xmlns:cx3="http://schemas.microsoft.com/office/drawing/2016/5/9/chartex" xmlns:cx4="http://schemas.microsoft.com/office/drawing/2016/5/10/chartex" xmlns:cx5="http://schemas.microsoft.com/office/drawing/2016/5/11/chartex" xmlns:cx6="http://schemas.microsoft.com/office/drawing/2016/5/12/chartex" xmlns:cx7="http://schemas.microsoft.com/office/drawing/2016/5/13/chartex" xmlns:cx8="http://schemas.microsoft.com/office/drawing/2016/5/14/chartex" xmlns:mc="http://schemas.openxmlformats.org/markup-compatibility/2006" xmlns:aink="http://schemas.microsoft.com/office/drawing/2016/ink" xmlns:am3d="http://schemas.microsoft.com/office/drawing/2017/model3d" xmlns:o="urn:schemas-microsoft-com:office:office" xmlns:oel="http://schemas.microsoft.com/office/2019/extlst" xmlns:r="http://schemas.openxmlformats.org/officeDocument/2006/relationships" xmlns:m="http://schemas.openxmlformats.org/officeDocument/2006/math" xmlns:v="urn:schemas-microsoft-com:vml" xmlns:wp14="http://schemas.microsoft.com/office/word/2010/wordprocessingDrawing" xmlns:wp="http://schemas.openxmlformats.org/drawingml/2006/wordprocessingDrawing" xmlns:w10="urn:schemas-microsoft-com:office:word" xmlns:w="http://schemas.openxmlformats.org/wordprocessingml/2006/main" xmlns:w14="http://schemas.microsoft.com/office/word/2010/wordml" xmlns:w15="http://schemas.microsoft.com/office/word/2012/wordml" xmlns:w16cex="http://schemas.microsoft.com/office/word/2018/wordml/cex" xmlns:w16cid="http://schemas.microsoft.com/office/word/2016/wordml/cid" xmlns:w16="http://schemas.microsoft.com/office/word/2018/wordml" xmlns:w16du="http://schemas.microsoft.com/office/word/2023/wordml/word16du" xmlns:w16sdtdh="http://schemas.microsoft.com/office/word/2020/wordml/sdtdatahash" xmlns:w16se="http://schemas.microsoft.com/office/word/2015/wordml/symex" xmlns:wpg="http://schemas.microsoft.com/office/word/2010/wordprocessingGroup" xmlns:wpi="http://schemas.microsoft.com/office/word/2010/wordprocessingInk" xmlns:wne="http://schemas.microsoft.com/office/word/2006/wordml" xmlns:wps="http://schemas.microsoft.com/office/word/2010/wordprocessingShape" mc:Ignorable="w14 w15 w16se w16cid w16 w16cex w16sdtdh w16du wp14">
+<w:document xmlns:wpc="http://schemas.microsoft.com/office/word/2010/wordprocessingCanvas" xmlns:cx="http://schemas.microsoft.com/office/drawing/2014/chartex" xmlns:cx1="http://schemas.microsoft.com/office/drawing/2015/9/8/chartex" xmlns:cx2="http://schemas.microsoft.com/office/drawing/2015/10/21/chartex" xmlns:cx3="http://schemas.microsoft.com/office/drawing/2016/5/9/chartex" xmlns:cx4="http://schemas.microsoft.com/office/drawing/2016/5/10/chartex" xmlns:cx5="http://schemas.microsoft.com/office/drawing/2016/5/11/chartex" xmlns:cx6="http://schemas.microsoft.com/office/drawing/2016/5/12/chartex" xmlns:cx7="http://schemas.microsoft.com/office/drawing/2016/5/13/chartex" xmlns:cx8="http://schemas.microsoft.com/office/drawing/2016/5/14/chartex" xmlns:mc="http://schemas.openxmlformats.org/markup-compatibility/2006" xmlns:aink="http://schemas.microsoft.com/office/drawing/2016/ink" xmlns:am3d="http://schemas.microsoft.com/office/drawing/2017/model3d" xmlns:o="urn:schemas-microsoft-com:office:office" xmlns:oel="http://schemas.microsoft.com/office/2019/extlst" xmlns:r="http://schemas.openxmlformats.org/officeDocument/2006/relationships" xmlns:m="http://schemas.openxmlformats.org/officeDocument/2006/math" xmlns:v="urn:schemas-microsoft-com:vml" xmlns:wp14="http://schemas.microsoft.com/office/word/2010/wordprocessingDrawing" xmlns:wp="http://schemas.openxmlformats.org/drawingml/2006/wordprocessingDrawing" xmlns:w10="urn:schemas-microsoft-com:office:word" xmlns:w="http://schemas.openxmlformats.org/wordprocessingml/2006/main" xmlns:w14="http://schemas.microsoft.com/office/word/2010/wordml" xmlns:w15="http://schemas.microsoft.com/office/word/2012/wordml" xmlns:w16cex="http://schemas.microsoft.com/office/word/2018/wordml/cex" xmlns:w16cid="http://schemas.microsoft.com/office/word/2016/wordml/cid" xmlns:w16="http://schemas.microsoft.com/office/word/2018/wordml" xmlns:w16du="http://schemas.microsoft.com/office/word/2023/wordml/word16du" xmlns:w16sdtdh="http://schemas.microsoft.com/office/word/2020/wordml/sdtdatahash" xmlns:w16sdtfl="http://schemas.microsoft.com/office/word/2024/wordml/sdtformatlock" xmlns:w16se="http://schemas.microsoft.com/office/word/2015/wordml/symex" xmlns:wpg="http://schemas.microsoft.com/office/word/2010/wordprocessingGroup" xmlns:wpi="http://schemas.microsoft.com/office/word/2010/wordprocessingInk" xmlns:wne="http://schemas.microsoft.com/office/word/2006/wordml" xmlns:wps="http://schemas.microsoft.com/office/word/2010/wordprocessingShape" mc:Ignorable="w14 w15 w16se w16cid w16 w16cex w16sdtdh w16sdtfl w16du wp14">
   <w:body>
     <w:p>
       <w:pPr>
@@ -187,16 +187,8 @@
           <w:noProof/>
           <w:lang w:val="es-ES"/>
         </w:rPr>
-        <w:t>&lt;AQUÍ HA D’ANAR L’ENLLAÇ AL REPOSITORI PÚBLIC DE GITHUB AMB EL TEU EXERCICI&gt;</w:t>
-      </w:r>
-    </w:p>
-    <w:p>
-      <w:pPr>
-        <w:rPr>
-          <w:noProof/>
-          <w:lang w:val="es-ES"/>
-        </w:rPr>
-      </w:pPr>
+        <w:t>https://github.com/Iker2402/DAM1-WEB/tree/main/Exercicis/Exercici1</w:t>
+      </w:r>
     </w:p>
     <w:p>
       <w:pPr>
@@ -380,16 +372,8 @@
           <w:noProof/>
           <w:lang w:val="es-ES"/>
         </w:rPr>
-        <w:t>&lt;AQUÍ HA D’ANAR L’ENLLAÇ AL REPOSITORI PÚBLIC DE GITHUB AMB EL TEU EXERCICI&gt;</w:t>
-      </w:r>
-    </w:p>
-    <w:p>
-      <w:pPr>
-        <w:rPr>
-          <w:noProof/>
-          <w:lang w:val="es-ES"/>
-        </w:rPr>
-      </w:pPr>
+        <w:t>https://github.com/Iker2402/DAM1-WEB/tree/main/Exercicis/Exercici2</w:t>
+      </w:r>
     </w:p>
     <w:p>
       <w:pPr>
@@ -429,50 +413,50 @@
           <w:noProof/>
           <w:lang w:val="es-ES"/>
         </w:rPr>
+        <w:t xml:space="preserve">Exercici 3: </w:t>
+      </w:r>
+      <w:r>
+        <w:rPr>
+          <w:b/>
+          <w:bCs/>
+          <w:noProof/>
+          <w:lang w:val="es-ES"/>
+        </w:rPr>
+        <w:t>Textualment</w:t>
+      </w:r>
+    </w:p>
+    <w:p>
+      <w:pPr>
+        <w:shd w:val="clear" w:color="auto" w:fill="DDD9C3" w:themeFill="background2" w:themeFillShade="E6"/>
+        <w:rPr>
+          <w:b/>
+          <w:bCs/>
+          <w:noProof/>
+          <w:lang w:val="es-ES"/>
+        </w:rPr>
+      </w:pPr>
+      <w:r>
+        <w:rPr>
+          <w:b/>
+          <w:bCs/>
+          <w:noProof/>
+          <w:lang w:val="es-ES"/>
+        </w:rPr>
+        <w:t>Descripció:</w:t>
+      </w:r>
+    </w:p>
+    <w:p>
+      <w:pPr>
+        <w:shd w:val="clear" w:color="auto" w:fill="DDD9C3" w:themeFill="background2" w:themeFillShade="E6"/>
+        <w:rPr>
+          <w:noProof/>
+        </w:rPr>
+      </w:pPr>
+      <w:r>
+        <w:rPr>
+          <w:noProof/>
+        </w:rPr>
         <w:lastRenderedPageBreak/>
-        <w:t xml:space="preserve">Exercici 3: </w:t>
-      </w:r>
-      <w:r>
-        <w:rPr>
-          <w:b/>
-          <w:bCs/>
-          <w:noProof/>
-          <w:lang w:val="es-ES"/>
-        </w:rPr>
-        <w:t>Textualment</w:t>
-      </w:r>
-    </w:p>
-    <w:p>
-      <w:pPr>
-        <w:shd w:val="clear" w:color="auto" w:fill="DDD9C3" w:themeFill="background2" w:themeFillShade="E6"/>
-        <w:rPr>
-          <w:b/>
-          <w:bCs/>
-          <w:noProof/>
-          <w:lang w:val="es-ES"/>
-        </w:rPr>
-      </w:pPr>
-      <w:r>
-        <w:rPr>
-          <w:b/>
-          <w:bCs/>
-          <w:noProof/>
-          <w:lang w:val="es-ES"/>
-        </w:rPr>
-        <w:t>Descripció:</w:t>
-      </w:r>
-    </w:p>
-    <w:p>
-      <w:pPr>
-        <w:shd w:val="clear" w:color="auto" w:fill="DDD9C3" w:themeFill="background2" w:themeFillShade="E6"/>
-        <w:rPr>
-          <w:noProof/>
-        </w:rPr>
-      </w:pPr>
-      <w:r>
-        <w:rPr>
-          <w:noProof/>
-        </w:rPr>
         <w:t>Aquest cop ens endinsem en el món del text! Però atenció, no es tracta només d'escriure, sinó de donar-li el significat adequat utilitzant etiquetes semàntiques d'HTML5, i tot sense fer servir etiquetes d'estil com &lt;b&gt; o &lt;i&gt;. La clau és que el text no només es vegi bé, sinó que tingui una estructura lògica que ajudi els navegadors i les eines d'accessibilitat a interpretar-ho correctament.</w:t>
       </w:r>
     </w:p>
@@ -827,28 +811,30 @@
     <w:p>
       <w:pPr>
         <w:rPr>
-          <w:noProof/>
-          <w:lang w:val="es-ES"/>
-        </w:rPr>
-      </w:pPr>
-      <w:r>
-        <w:rPr>
-          <w:noProof/>
-          <w:lang w:val="es-ES"/>
-        </w:rPr>
-        <w:lastRenderedPageBreak/>
-        <w:t>&lt;AQUÍ HA D’ANAR L’ENLLAÇ AL REPOSITORI PÚBLIC DE GITHUB AMB EL TEU EXERCICI&gt;</w:t>
-      </w:r>
-    </w:p>
-    <w:p>
-      <w:pPr>
-        <w:rPr>
-          <w:b/>
-          <w:bCs/>
-          <w:noProof/>
-          <w:lang w:val="es-ES"/>
-        </w:rPr>
-      </w:pPr>
+          <w:b/>
+          <w:bCs/>
+          <w:noProof/>
+          <w:lang w:val="es-ES"/>
+        </w:rPr>
+      </w:pPr>
+      <w:r>
+        <w:rPr>
+          <w:b/>
+          <w:bCs/>
+          <w:noProof/>
+          <w:lang w:val="es-ES"/>
+        </w:rPr>
+        <w:t>https://github.com/Iker2402/DAM1-WEB/tree/main/Exercicis/Exercici</w:t>
+      </w:r>
+      <w:r>
+        <w:rPr>
+          <w:b/>
+          <w:bCs/>
+          <w:noProof/>
+          <w:lang w:val="es-ES"/>
+        </w:rPr>
+        <w:t>3</w:t>
+      </w:r>
     </w:p>
     <w:p>
       <w:pPr>
@@ -888,6 +874,7 @@
           <w:noProof/>
           <w:lang w:val="es-ES"/>
         </w:rPr>
+        <w:lastRenderedPageBreak/>
         <w:t xml:space="preserve">Exercici 4: </w:t>
       </w:r>
       <w:r>
@@ -1035,37 +1022,38 @@
     <w:p>
       <w:pPr>
         <w:rPr>
-          <w:b/>
-          <w:bCs/>
-          <w:noProof/>
-          <w:lang w:val="es-ES"/>
-        </w:rPr>
-      </w:pPr>
-    </w:p>
-    <w:p>
-      <w:pPr>
-        <w:rPr>
-          <w:noProof/>
-          <w:lang w:val="es-ES"/>
-        </w:rPr>
-      </w:pPr>
-      <w:r>
-        <w:rPr>
-          <w:noProof/>
-          <w:lang w:val="es-ES"/>
-        </w:rPr>
-        <w:t>&lt;AQUÍ HA D’ANAR L’ENLLAÇ AL REPOSITORI PÚBLIC DE GITHUB AMB EL TEU EXERCICI&gt;</w:t>
-      </w:r>
-    </w:p>
-    <w:p>
-      <w:pPr>
-        <w:rPr>
-          <w:b/>
-          <w:bCs/>
-          <w:noProof/>
-          <w:lang w:val="es-ES"/>
-        </w:rPr>
-      </w:pPr>
+          <w:noProof/>
+          <w:lang w:val="es-ES"/>
+        </w:rPr>
+      </w:pPr>
+    </w:p>
+    <w:p>
+      <w:pPr>
+        <w:rPr>
+          <w:b/>
+          <w:bCs/>
+          <w:noProof/>
+          <w:lang w:val="es-ES"/>
+        </w:rPr>
+      </w:pPr>
+      <w:r>
+        <w:rPr>
+          <w:b/>
+          <w:bCs/>
+          <w:noProof/>
+          <w:lang w:val="es-ES"/>
+        </w:rPr>
+        <w:t>https://github.com/Iker2402/DAM1-WEB/tree/main/Exercicis/Exercici</w:t>
+      </w:r>
+      <w:r>
+        <w:rPr>
+          <w:b/>
+          <w:bCs/>
+          <w:noProof/>
+          <w:lang w:val="es-ES"/>
+        </w:rPr>
+        <w:t>4</w:t>
+      </w:r>
     </w:p>
     <w:p>
       <w:pPr>
@@ -1273,7 +1261,14 @@
           <w:noProof/>
           <w:lang w:val="es-ES"/>
         </w:rPr>
-        <w:t>&lt;AQUÍ HA D’ANAR L’ENLLAÇ AL REPOSITORI PÚBLIC DE GITHUB AMB EL TEU EXERCICI&gt;</w:t>
+        <w:t>https://github.com/Iker2402/DAM1-WEB/tree/main/Exercicis/Exercici</w:t>
+      </w:r>
+      <w:r>
+        <w:rPr>
+          <w:noProof/>
+          <w:lang w:val="es-ES"/>
+        </w:rPr>
+        <w:t>5</w:t>
       </w:r>
     </w:p>
     <w:p>
@@ -1324,7 +1319,194 @@
           <w:noProof/>
           <w:lang w:val="es-ES"/>
         </w:rPr>
+        <w:t xml:space="preserve">Exercici </w:t>
+      </w:r>
+      <w:r>
+        <w:rPr>
+          <w:b/>
+          <w:bCs/>
+          <w:noProof/>
+          <w:lang w:val="es-ES"/>
+        </w:rPr>
+        <w:t>6</w:t>
+      </w:r>
+      <w:r>
+        <w:rPr>
+          <w:b/>
+          <w:bCs/>
+          <w:noProof/>
+          <w:lang w:val="es-ES"/>
+        </w:rPr>
+        <w:t xml:space="preserve">: </w:t>
+      </w:r>
+      <w:r>
+        <w:rPr>
+          <w:b/>
+          <w:bCs/>
+          <w:noProof/>
+          <w:lang w:val="es-ES"/>
+        </w:rPr>
+        <w:t>Multimedia Time</w:t>
+      </w:r>
+    </w:p>
+    <w:p>
+      <w:pPr>
+        <w:shd w:val="clear" w:color="auto" w:fill="DDD9C3" w:themeFill="background2" w:themeFillShade="E6"/>
+        <w:rPr>
+          <w:b/>
+          <w:bCs/>
+          <w:noProof/>
+          <w:lang w:val="es-ES"/>
+        </w:rPr>
+      </w:pPr>
+      <w:r>
+        <w:rPr>
+          <w:b/>
+          <w:bCs/>
+          <w:noProof/>
+          <w:lang w:val="es-ES"/>
+        </w:rPr>
+        <w:t>Descripció:</w:t>
+      </w:r>
+    </w:p>
+    <w:p>
+      <w:pPr>
+        <w:shd w:val="clear" w:color="auto" w:fill="DDD9C3" w:themeFill="background2" w:themeFillShade="E6"/>
+        <w:rPr>
+          <w:noProof/>
+          <w:lang w:val="es-ES"/>
+        </w:rPr>
+      </w:pPr>
+      <w:r>
+        <w:rPr>
+          <w:noProof/>
+        </w:rPr>
         <w:lastRenderedPageBreak/>
+        <w:t xml:space="preserve">És hora de donar-li una mica de vida al teu web! Afegeix un vídeo del teu vídeo favorit de YouTube i una cançó que </w:t>
+      </w:r>
+      <w:r>
+        <w:rPr>
+          <w:noProof/>
+        </w:rPr>
+        <w:t>t’agradi</w:t>
+      </w:r>
+      <w:r>
+        <w:rPr>
+          <w:noProof/>
+        </w:rPr>
+        <w:t xml:space="preserve"> (pots utilitzar arxius d’àudio si en tens algun). Afegeix un petit text per explicar per què has triat aquest contingut.</w:t>
+      </w:r>
+    </w:p>
+    <w:p>
+      <w:pPr>
+        <w:shd w:val="clear" w:color="auto" w:fill="DDD9C3" w:themeFill="background2" w:themeFillShade="E6"/>
+        <w:rPr>
+          <w:b/>
+          <w:bCs/>
+          <w:noProof/>
+          <w:lang w:val="es-ES"/>
+        </w:rPr>
+      </w:pPr>
+      <w:r>
+        <w:rPr>
+          <w:b/>
+          <w:bCs/>
+          <w:noProof/>
+          <w:lang w:val="es-ES"/>
+        </w:rPr>
+        <w:t>Objectiu:</w:t>
+      </w:r>
+    </w:p>
+    <w:p>
+      <w:pPr>
+        <w:shd w:val="clear" w:color="auto" w:fill="DDD9C3" w:themeFill="background2" w:themeFillShade="E6"/>
+        <w:rPr>
+          <w:noProof/>
+        </w:rPr>
+      </w:pPr>
+      <w:r>
+        <w:rPr>
+          <w:noProof/>
+        </w:rPr>
+        <w:t>Aprendre a utilitzar les etiquetes de multimèdia com &lt;video&gt;, &lt;audio&gt;, i incrustar contingut des de plataformes com YouTube amb &lt;iframe&gt;.</w:t>
+      </w:r>
+    </w:p>
+    <w:p>
+      <w:pPr>
+        <w:shd w:val="clear" w:color="auto" w:fill="DDD9C3" w:themeFill="background2" w:themeFillShade="E6"/>
+        <w:rPr>
+          <w:b/>
+          <w:bCs/>
+          <w:noProof/>
+          <w:lang w:val="es-ES"/>
+        </w:rPr>
+      </w:pPr>
+      <w:r>
+        <w:rPr>
+          <w:b/>
+          <w:bCs/>
+          <w:noProof/>
+          <w:lang w:val="es-ES"/>
+        </w:rPr>
+        <w:t>Pistes:</w:t>
+      </w:r>
+    </w:p>
+    <w:p>
+      <w:pPr>
+        <w:shd w:val="clear" w:color="auto" w:fill="DDD9C3" w:themeFill="background2" w:themeFillShade="E6"/>
+        <w:rPr>
+          <w:noProof/>
+          <w:lang w:val="es-ES"/>
+        </w:rPr>
+      </w:pPr>
+      <w:r>
+        <w:rPr>
+          <w:noProof/>
+        </w:rPr>
+        <w:t>Fes que sigui personal! Aquest exercici et permet mostrar una part de la teva personalitat.</w:t>
+      </w:r>
+    </w:p>
+    <w:p/>
+    <w:p>
+      <w:pPr>
+        <w:rPr>
+          <w:noProof/>
+          <w:lang w:val="es-ES"/>
+        </w:rPr>
+      </w:pPr>
+      <w:r>
+        <w:rPr>
+          <w:noProof/>
+          <w:lang w:val="es-ES"/>
+        </w:rPr>
+        <w:t>https://github.com/Iker2402/DAM1-WEB/tree/main/Exercicis/Exercici</w:t>
+      </w:r>
+      <w:r>
+        <w:rPr>
+          <w:noProof/>
+          <w:lang w:val="es-ES"/>
+        </w:rPr>
+        <w:t>6</w:t>
+      </w:r>
+    </w:p>
+    <w:p/>
+    <w:p>
+      <w:pPr>
+        <w:shd w:val="clear" w:color="auto" w:fill="FFC000"/>
+        <w:rPr>
+          <w:b/>
+          <w:bCs/>
+          <w:noProof/>
+          <w:lang w:val="es-ES"/>
+        </w:rPr>
+      </w:pPr>
+      <w:r>
+        <w:rPr>
+          <w:b/>
+          <w:bCs/>
+          <w:noProof/>
+          <w:lang w:val="es-ES"/>
+        </w:rPr>
         <w:t xml:space="preserve">Exercici </w:t>
       </w:r>
       <w:r>
@@ -1334,7 +1516,7 @@
           <w:noProof/>
           <w:lang w:val="es-ES"/>
         </w:rPr>
-        <w:t>6</w:t>
+        <w:t>7</w:t>
       </w:r>
       <w:r>
         <w:rPr>
@@ -1352,7 +1534,7 @@
           <w:noProof/>
           <w:lang w:val="es-ES"/>
         </w:rPr>
-        <w:t>Multimedia Time</w:t>
+        <w:t>The Legend of Link</w:t>
       </w:r>
     </w:p>
     <w:p>
@@ -1387,19 +1569,19 @@
         <w:rPr>
           <w:noProof/>
         </w:rPr>
-        <w:t xml:space="preserve">És hora de donar-li una mica de vida al teu web! Afegeix un vídeo del teu vídeo favorit de YouTube i una cançó que </w:t>
-      </w:r>
-      <w:r>
-        <w:rPr>
-          <w:noProof/>
-        </w:rPr>
-        <w:t>t’agradi</w:t>
-      </w:r>
-      <w:r>
-        <w:rPr>
-          <w:noProof/>
-        </w:rPr>
-        <w:t xml:space="preserve"> (pots utilitzar arxius d’àudio si en tens algun). Afegeix un petit text per explicar per què has triat aquest contingut.</w:t>
+        <w:t>Els enllaços són l'ànima d'Internet! Crea una pàgina amb enllaços a</w:t>
+      </w:r>
+      <w:r>
+        <w:rPr>
+          <w:noProof/>
+        </w:rPr>
+        <w:t xml:space="preserve"> les</w:t>
+      </w:r>
+      <w:r>
+        <w:rPr>
+          <w:noProof/>
+        </w:rPr>
+        <w:t xml:space="preserve"> tres webs que més visites i afegeix un enllaç intern dins la mateixa pàgina que et porti a una secció específica, com la part inferior o superior de la pàgina.</w:t>
       </w:r>
     </w:p>
     <w:p>
@@ -1433,7 +1615,7 @@
         <w:rPr>
           <w:noProof/>
         </w:rPr>
-        <w:t>Aprendre a utilitzar les etiquetes de multimèdia com &lt;video&gt;, &lt;audio&gt;, i incrustar contingut des de plataformes com YouTube amb &lt;iframe&gt;.</w:t>
+        <w:t>Fer servir etiquetes d’enllaç amb &lt;a href&gt;, i aprendre a utilitzar enllaços interns i externs.</w:t>
       </w:r>
     </w:p>
     <w:p>
@@ -1468,7 +1650,19 @@
         <w:rPr>
           <w:noProof/>
         </w:rPr>
-        <w:t>Fes que sigui personal! Aquest exercici et permet mostrar una part de la teva personalitat.</w:t>
+        <w:t xml:space="preserve">Sigues creatiu amb el text dels teus enllaços! Per exemple, "Aquí tens la meva web </w:t>
+      </w:r>
+      <w:r>
+        <w:rPr>
+          <w:noProof/>
+        </w:rPr>
+        <w:t xml:space="preserve">de </w:t>
+      </w:r>
+      <w:r>
+        <w:rPr>
+          <w:noProof/>
+        </w:rPr>
+        <w:t>memes!".</w:t>
       </w:r>
     </w:p>
     <w:p/>
@@ -1484,6 +1678,394 @@
           <w:noProof/>
           <w:lang w:val="es-ES"/>
         </w:rPr>
+        <w:t>https://github.com/Iker2402/DAM1-WEB/tree/main/Exercicis/Exercici</w:t>
+      </w:r>
+      <w:r>
+        <w:rPr>
+          <w:noProof/>
+          <w:lang w:val="es-ES"/>
+        </w:rPr>
+        <w:t>7</w:t>
+      </w:r>
+    </w:p>
+    <w:p/>
+    <w:p>
+      <w:pPr>
+        <w:shd w:val="clear" w:color="auto" w:fill="FFC000"/>
+        <w:rPr>
+          <w:b/>
+          <w:bCs/>
+          <w:noProof/>
+          <w:lang w:val="es-ES"/>
+        </w:rPr>
+      </w:pPr>
+      <w:r>
+        <w:rPr>
+          <w:b/>
+          <w:bCs/>
+          <w:noProof/>
+          <w:lang w:val="es-ES"/>
+        </w:rPr>
+        <w:t xml:space="preserve">Exercici </w:t>
+      </w:r>
+      <w:r>
+        <w:rPr>
+          <w:b/>
+          <w:bCs/>
+          <w:noProof/>
+          <w:lang w:val="es-ES"/>
+        </w:rPr>
+        <w:t>8</w:t>
+      </w:r>
+      <w:r>
+        <w:rPr>
+          <w:b/>
+          <w:bCs/>
+          <w:noProof/>
+          <w:lang w:val="es-ES"/>
+        </w:rPr>
+        <w:t xml:space="preserve">: </w:t>
+      </w:r>
+      <w:r>
+        <w:rPr>
+          <w:b/>
+          <w:bCs/>
+          <w:noProof/>
+          <w:lang w:val="es-ES"/>
+        </w:rPr>
+        <w:t>Navegació Multipàgina</w:t>
+      </w:r>
+    </w:p>
+    <w:p>
+      <w:pPr>
+        <w:shd w:val="clear" w:color="auto" w:fill="DDD9C3" w:themeFill="background2" w:themeFillShade="E6"/>
+        <w:rPr>
+          <w:b/>
+          <w:bCs/>
+          <w:noProof/>
+          <w:lang w:val="es-ES"/>
+        </w:rPr>
+      </w:pPr>
+      <w:r>
+        <w:rPr>
+          <w:b/>
+          <w:bCs/>
+          <w:noProof/>
+          <w:lang w:val="es-ES"/>
+        </w:rPr>
+        <w:t>Descripció:</w:t>
+      </w:r>
+    </w:p>
+    <w:p>
+      <w:pPr>
+        <w:shd w:val="clear" w:color="auto" w:fill="DDD9C3" w:themeFill="background2" w:themeFillShade="E6"/>
+        <w:rPr>
+          <w:noProof/>
+        </w:rPr>
+      </w:pPr>
+      <w:r>
+        <w:rPr>
+          <w:noProof/>
+        </w:rPr>
+        <w:t>Ha arribat el moment d’expandir el teu lloc web. Crea un petit lloc web amb tres pàgines: una pàgina principal, una pàgina "Sobre mi", i una pàgina</w:t>
+      </w:r>
+      <w:r>
+        <w:rPr>
+          <w:noProof/>
+        </w:rPr>
+        <w:t xml:space="preserve"> de</w:t>
+      </w:r>
+      <w:r>
+        <w:rPr>
+          <w:noProof/>
+        </w:rPr>
+        <w:t xml:space="preserve"> "Contacte". Utilitza enllaços per navegar entre les tres pàgines.</w:t>
+      </w:r>
+    </w:p>
+    <w:p>
+      <w:pPr>
+        <w:shd w:val="clear" w:color="auto" w:fill="DDD9C3" w:themeFill="background2" w:themeFillShade="E6"/>
+        <w:rPr>
+          <w:noProof/>
+          <w:lang w:val="es-ES"/>
+        </w:rPr>
+      </w:pPr>
+    </w:p>
+    <w:p>
+      <w:pPr>
+        <w:shd w:val="clear" w:color="auto" w:fill="DDD9C3" w:themeFill="background2" w:themeFillShade="E6"/>
+        <w:rPr>
+          <w:b/>
+          <w:bCs/>
+          <w:noProof/>
+          <w:lang w:val="es-ES"/>
+        </w:rPr>
+      </w:pPr>
+      <w:r>
+        <w:rPr>
+          <w:b/>
+          <w:bCs/>
+          <w:noProof/>
+          <w:lang w:val="es-ES"/>
+        </w:rPr>
+        <w:t>Objectiu:</w:t>
+      </w:r>
+    </w:p>
+    <w:p>
+      <w:pPr>
+        <w:shd w:val="clear" w:color="auto" w:fill="DDD9C3" w:themeFill="background2" w:themeFillShade="E6"/>
+        <w:rPr>
+          <w:noProof/>
+        </w:rPr>
+      </w:pPr>
+      <w:r>
+        <w:rPr>
+          <w:noProof/>
+        </w:rPr>
+        <w:lastRenderedPageBreak/>
+        <w:t>Crear un petit lloc web multipàgina amb HTML5 i aprendre a interconnectar diferents pàgines utilitzant enllaços.</w:t>
+      </w:r>
+    </w:p>
+    <w:p>
+      <w:pPr>
+        <w:shd w:val="clear" w:color="auto" w:fill="DDD9C3" w:themeFill="background2" w:themeFillShade="E6"/>
+        <w:rPr>
+          <w:b/>
+          <w:bCs/>
+          <w:noProof/>
+          <w:lang w:val="es-ES"/>
+        </w:rPr>
+      </w:pPr>
+      <w:r>
+        <w:rPr>
+          <w:b/>
+          <w:bCs/>
+          <w:noProof/>
+          <w:lang w:val="es-ES"/>
+        </w:rPr>
+        <w:t>Pistes:</w:t>
+      </w:r>
+    </w:p>
+    <w:p>
+      <w:pPr>
+        <w:shd w:val="clear" w:color="auto" w:fill="DDD9C3" w:themeFill="background2" w:themeFillShade="E6"/>
+        <w:rPr>
+          <w:noProof/>
+          <w:lang w:val="es-ES"/>
+        </w:rPr>
+      </w:pPr>
+      <w:r>
+        <w:rPr>
+          <w:noProof/>
+        </w:rPr>
+        <w:t>Pots pensar en això com la teva pròpia miniweb personal! Afegeix el que et fa especial a la pàgina "Sobre mi" i inventa un correu de contacte divertit!</w:t>
+      </w:r>
+      <w:r>
+        <w:rPr>
+          <w:noProof/>
+        </w:rPr>
+        <w:t>.</w:t>
+      </w:r>
+    </w:p>
+    <w:p/>
+    <w:p>
+      <w:pPr>
+        <w:rPr>
+          <w:noProof/>
+          <w:lang w:val="es-ES"/>
+        </w:rPr>
+      </w:pPr>
+      <w:r>
+        <w:rPr>
+          <w:noProof/>
+          <w:lang w:val="es-ES"/>
+        </w:rPr>
+        <w:t>https://github.com/Iker2402/DAM1-WEB/tree/main/Exercicis/Exercici</w:t>
+      </w:r>
+      <w:r>
+        <w:rPr>
+          <w:noProof/>
+          <w:lang w:val="es-ES"/>
+        </w:rPr>
+        <w:t>8</w:t>
+      </w:r>
+    </w:p>
+    <w:p/>
+    <w:p>
+      <w:pPr>
+        <w:shd w:val="clear" w:color="auto" w:fill="FFC000"/>
+        <w:rPr>
+          <w:b/>
+          <w:bCs/>
+          <w:noProof/>
+          <w:lang w:val="es-ES"/>
+        </w:rPr>
+      </w:pPr>
+      <w:r>
+        <w:rPr>
+          <w:b/>
+          <w:bCs/>
+          <w:noProof/>
+          <w:lang w:val="es-ES"/>
+        </w:rPr>
+        <w:t xml:space="preserve">Exercici </w:t>
+      </w:r>
+      <w:r>
+        <w:rPr>
+          <w:b/>
+          <w:bCs/>
+          <w:noProof/>
+          <w:lang w:val="es-ES"/>
+        </w:rPr>
+        <w:t>9</w:t>
+      </w:r>
+      <w:r>
+        <w:rPr>
+          <w:b/>
+          <w:bCs/>
+          <w:noProof/>
+          <w:lang w:val="es-ES"/>
+        </w:rPr>
+        <w:t xml:space="preserve">: </w:t>
+      </w:r>
+      <w:r>
+        <w:rPr>
+          <w:b/>
+          <w:bCs/>
+          <w:noProof/>
+          <w:lang w:val="es-ES"/>
+        </w:rPr>
+        <w:t>Contacta’m</w:t>
+      </w:r>
+    </w:p>
+    <w:p>
+      <w:pPr>
+        <w:shd w:val="clear" w:color="auto" w:fill="DDD9C3" w:themeFill="background2" w:themeFillShade="E6"/>
+        <w:rPr>
+          <w:b/>
+          <w:bCs/>
+          <w:noProof/>
+          <w:lang w:val="es-ES"/>
+        </w:rPr>
+      </w:pPr>
+      <w:r>
+        <w:rPr>
+          <w:b/>
+          <w:bCs/>
+          <w:noProof/>
+          <w:lang w:val="es-ES"/>
+        </w:rPr>
+        <w:t>Descripció:</w:t>
+      </w:r>
+    </w:p>
+    <w:p>
+      <w:pPr>
+        <w:shd w:val="clear" w:color="auto" w:fill="DDD9C3" w:themeFill="background2" w:themeFillShade="E6"/>
+        <w:rPr>
+          <w:noProof/>
+        </w:rPr>
+      </w:pPr>
+      <w:r>
+        <w:rPr>
+          <w:noProof/>
+        </w:rPr>
+        <w:t>Els formularis són la manera en què els usuaris poden interactuar amb un lloc web. Imagina que estàs creant la pàgina de contacte del teu web. Necessites un formulari on els usuaris puguin introduir el seu nom, correu electrònic i</w:t>
+      </w:r>
+      <w:r>
+        <w:rPr>
+          <w:noProof/>
+        </w:rPr>
+        <w:t xml:space="preserve"> un</w:t>
+      </w:r>
+      <w:r>
+        <w:rPr>
+          <w:noProof/>
+        </w:rPr>
+        <w:t xml:space="preserve"> missatge per posar-se en contacte amb tu.</w:t>
+      </w:r>
+    </w:p>
+    <w:p>
+      <w:pPr>
+        <w:shd w:val="clear" w:color="auto" w:fill="DDD9C3" w:themeFill="background2" w:themeFillShade="E6"/>
+        <w:rPr>
+          <w:b/>
+          <w:bCs/>
+          <w:noProof/>
+          <w:lang w:val="es-ES"/>
+        </w:rPr>
+      </w:pPr>
+      <w:r>
+        <w:rPr>
+          <w:b/>
+          <w:bCs/>
+          <w:noProof/>
+          <w:lang w:val="es-ES"/>
+        </w:rPr>
+        <w:t>Objectiu:</w:t>
+      </w:r>
+    </w:p>
+    <w:p>
+      <w:pPr>
+        <w:shd w:val="clear" w:color="auto" w:fill="DDD9C3" w:themeFill="background2" w:themeFillShade="E6"/>
+        <w:rPr>
+          <w:noProof/>
+        </w:rPr>
+      </w:pPr>
+      <w:r>
+        <w:rPr>
+          <w:noProof/>
+        </w:rPr>
+        <w:t>Aprendre a crear un formulari HTML5 bàsic amb diferents tipus d’entrades: camps de text, correu electrònic i àrea de text, utilitzant etiquetes com &lt;form&gt;, &lt;input&gt;, i &lt;textarea&gt;.</w:t>
+      </w:r>
+    </w:p>
+    <w:p>
+      <w:pPr>
+        <w:shd w:val="clear" w:color="auto" w:fill="DDD9C3" w:themeFill="background2" w:themeFillShade="E6"/>
+        <w:rPr>
+          <w:b/>
+          <w:bCs/>
+          <w:noProof/>
+          <w:lang w:val="es-ES"/>
+        </w:rPr>
+      </w:pPr>
+      <w:r>
+        <w:rPr>
+          <w:b/>
+          <w:bCs/>
+          <w:noProof/>
+          <w:lang w:val="es-ES"/>
+        </w:rPr>
+        <w:t>Pistes:</w:t>
+      </w:r>
+    </w:p>
+    <w:p>
+      <w:pPr>
+        <w:shd w:val="clear" w:color="auto" w:fill="DDD9C3" w:themeFill="background2" w:themeFillShade="E6"/>
+        <w:rPr>
+          <w:noProof/>
+          <w:lang w:val="es-ES"/>
+        </w:rPr>
+      </w:pPr>
+      <w:r>
+        <w:rPr>
+          <w:noProof/>
+        </w:rPr>
+        <w:t>Pots fer servir els atributs de placeholders per donar pistes a l’usuari sobre el que ha d’escriure en cada camp, com ara "Escriu el teu nom" o "Escriu el teu correu electrònic".</w:t>
+      </w:r>
+    </w:p>
+    <w:p/>
+    <w:p>
+      <w:pPr>
+        <w:rPr>
+          <w:noProof/>
+          <w:lang w:val="es-ES"/>
+        </w:rPr>
+      </w:pPr>
+      <w:r>
+        <w:rPr>
+          <w:noProof/>
+          <w:lang w:val="es-ES"/>
+        </w:rPr>
         <w:t>&lt;AQUÍ HA D’ANAR L’ENLLAÇ AL REPOSITORI PÚBLIC DE GITHUB AMB EL TEU EXERCICI&gt;</w:t>
       </w:r>
     </w:p>
@@ -1514,7 +2096,7 @@
           <w:noProof/>
           <w:lang w:val="es-ES"/>
         </w:rPr>
-        <w:t>7</w:t>
+        <w:t>10</w:t>
       </w:r>
       <w:r>
         <w:rPr>
@@ -1532,7 +2114,7 @@
           <w:noProof/>
           <w:lang w:val="es-ES"/>
         </w:rPr>
-        <w:t>The Legend of Link</w:t>
+        <w:t>Registre Típic</w:t>
       </w:r>
     </w:p>
     <w:p>
@@ -1560,26 +2142,13 @@
         <w:shd w:val="clear" w:color="auto" w:fill="DDD9C3" w:themeFill="background2" w:themeFillShade="E6"/>
         <w:rPr>
           <w:noProof/>
-          <w:lang w:val="es-ES"/>
-        </w:rPr>
-      </w:pPr>
-      <w:r>
-        <w:rPr>
-          <w:noProof/>
-        </w:rPr>
-        <w:t>Els enllaços són l'ànima d'Internet! Crea una pàgina amb enllaços a</w:t>
-      </w:r>
-      <w:r>
-        <w:rPr>
-          <w:noProof/>
-        </w:rPr>
-        <w:t xml:space="preserve"> les</w:t>
-      </w:r>
-      <w:r>
-        <w:rPr>
-          <w:noProof/>
-        </w:rPr>
-        <w:t xml:space="preserve"> tres webs que més visites i afegeix un enllaç intern dins la mateixa pàgina que et porti a una secció específica, com la part inferior o superior de la pàgina.</w:t>
+        </w:rPr>
+      </w:pPr>
+      <w:r>
+        <w:rPr>
+          <w:noProof/>
+        </w:rPr>
+        <w:t>Imagina que estàs creant un formulari de registre per un lloc web. Hauràs de crear un formulari on els usuaris puguin crear un compte introduint el seu nom, correu electrònic, contrasenya i una casella de selecció per acceptar els termes i condicions.</w:t>
       </w:r>
     </w:p>
     <w:p>
@@ -1613,7 +2182,7 @@
         <w:rPr>
           <w:noProof/>
         </w:rPr>
-        <w:t>Fer servir etiquetes d’enllaç amb &lt;a href&gt;, i aprendre a utilitzar enllaços interns i externs.</w:t>
+        <w:t>Aprendre a utilitzar diferents tipus d’inputs d’HTML5, com el camp de contrasenya, caselles de selecció, i altres camps interactius.</w:t>
       </w:r>
     </w:p>
     <w:p>
@@ -1648,560 +2217,7 @@
         <w:rPr>
           <w:noProof/>
         </w:rPr>
-        <w:t xml:space="preserve">Sigues creatiu amb el text dels teus enllaços! Per exemple, "Aquí tens la meva web </w:t>
-      </w:r>
-      <w:r>
-        <w:rPr>
-          <w:noProof/>
-        </w:rPr>
-        <w:t xml:space="preserve">de </w:t>
-      </w:r>
-      <w:r>
-        <w:rPr>
-          <w:noProof/>
-        </w:rPr>
-        <w:t>memes!".</w:t>
-      </w:r>
-    </w:p>
-    <w:p/>
-    <w:p>
-      <w:pPr>
-        <w:rPr>
-          <w:noProof/>
-          <w:lang w:val="es-ES"/>
-        </w:rPr>
-      </w:pPr>
-      <w:r>
-        <w:rPr>
-          <w:noProof/>
-          <w:lang w:val="es-ES"/>
-        </w:rPr>
-        <w:t>&lt;AQUÍ HA D’ANAR L’ENLLAÇ AL REPOSITORI PÚBLIC DE GITHUB AMB EL TEU EXERCICI&gt;</w:t>
-      </w:r>
-    </w:p>
-    <w:p/>
-    <w:p>
-      <w:pPr>
-        <w:shd w:val="clear" w:color="auto" w:fill="FFC000"/>
-        <w:rPr>
-          <w:b/>
-          <w:bCs/>
-          <w:noProof/>
-          <w:lang w:val="es-ES"/>
-        </w:rPr>
-      </w:pPr>
-      <w:r>
-        <w:rPr>
-          <w:b/>
-          <w:bCs/>
-          <w:noProof/>
-          <w:lang w:val="es-ES"/>
-        </w:rPr>
-        <w:t xml:space="preserve">Exercici </w:t>
-      </w:r>
-      <w:r>
-        <w:rPr>
-          <w:b/>
-          <w:bCs/>
-          <w:noProof/>
-          <w:lang w:val="es-ES"/>
-        </w:rPr>
-        <w:t>8</w:t>
-      </w:r>
-      <w:r>
-        <w:rPr>
-          <w:b/>
-          <w:bCs/>
-          <w:noProof/>
-          <w:lang w:val="es-ES"/>
-        </w:rPr>
-        <w:t xml:space="preserve">: </w:t>
-      </w:r>
-      <w:r>
-        <w:rPr>
-          <w:b/>
-          <w:bCs/>
-          <w:noProof/>
-          <w:lang w:val="es-ES"/>
-        </w:rPr>
-        <w:t>Navegació Multipàgina</w:t>
-      </w:r>
-    </w:p>
-    <w:p>
-      <w:pPr>
-        <w:shd w:val="clear" w:color="auto" w:fill="DDD9C3" w:themeFill="background2" w:themeFillShade="E6"/>
-        <w:rPr>
-          <w:b/>
-          <w:bCs/>
-          <w:noProof/>
-          <w:lang w:val="es-ES"/>
-        </w:rPr>
-      </w:pPr>
-      <w:r>
-        <w:rPr>
-          <w:b/>
-          <w:bCs/>
-          <w:noProof/>
-          <w:lang w:val="es-ES"/>
-        </w:rPr>
-        <w:t>Descripció:</w:t>
-      </w:r>
-    </w:p>
-    <w:p>
-      <w:pPr>
-        <w:shd w:val="clear" w:color="auto" w:fill="DDD9C3" w:themeFill="background2" w:themeFillShade="E6"/>
-        <w:rPr>
-          <w:noProof/>
-        </w:rPr>
-      </w:pPr>
-      <w:r>
-        <w:rPr>
-          <w:noProof/>
-        </w:rPr>
-        <w:t>Ha arribat el moment d’expandir el teu lloc web. Crea un petit lloc web amb tres pàgines: una pàgina principal, una pàgina "Sobre mi", i una pàgina</w:t>
-      </w:r>
-      <w:r>
-        <w:rPr>
-          <w:noProof/>
-        </w:rPr>
-        <w:t xml:space="preserve"> de</w:t>
-      </w:r>
-      <w:r>
-        <w:rPr>
-          <w:noProof/>
-        </w:rPr>
-        <w:t xml:space="preserve"> "Contacte". Utilitza enllaços per navegar entre les tres pàgines.</w:t>
-      </w:r>
-    </w:p>
-    <w:p>
-      <w:pPr>
-        <w:shd w:val="clear" w:color="auto" w:fill="DDD9C3" w:themeFill="background2" w:themeFillShade="E6"/>
-        <w:rPr>
-          <w:noProof/>
-          <w:lang w:val="es-ES"/>
-        </w:rPr>
-      </w:pPr>
-    </w:p>
-    <w:p>
-      <w:pPr>
-        <w:shd w:val="clear" w:color="auto" w:fill="DDD9C3" w:themeFill="background2" w:themeFillShade="E6"/>
-        <w:rPr>
-          <w:b/>
-          <w:bCs/>
-          <w:noProof/>
-          <w:lang w:val="es-ES"/>
-        </w:rPr>
-      </w:pPr>
-      <w:r>
-        <w:rPr>
-          <w:b/>
-          <w:bCs/>
-          <w:noProof/>
-          <w:lang w:val="es-ES"/>
-        </w:rPr>
         <w:lastRenderedPageBreak/>
-        <w:t>Objectiu:</w:t>
-      </w:r>
-    </w:p>
-    <w:p>
-      <w:pPr>
-        <w:shd w:val="clear" w:color="auto" w:fill="DDD9C3" w:themeFill="background2" w:themeFillShade="E6"/>
-        <w:rPr>
-          <w:noProof/>
-        </w:rPr>
-      </w:pPr>
-      <w:r>
-        <w:rPr>
-          <w:noProof/>
-        </w:rPr>
-        <w:t>Crear un petit lloc web multipàgina amb HTML5 i aprendre a interconnectar diferents pàgines utilitzant enllaços.</w:t>
-      </w:r>
-    </w:p>
-    <w:p>
-      <w:pPr>
-        <w:shd w:val="clear" w:color="auto" w:fill="DDD9C3" w:themeFill="background2" w:themeFillShade="E6"/>
-        <w:rPr>
-          <w:b/>
-          <w:bCs/>
-          <w:noProof/>
-          <w:lang w:val="es-ES"/>
-        </w:rPr>
-      </w:pPr>
-      <w:r>
-        <w:rPr>
-          <w:b/>
-          <w:bCs/>
-          <w:noProof/>
-          <w:lang w:val="es-ES"/>
-        </w:rPr>
-        <w:t>Pistes:</w:t>
-      </w:r>
-    </w:p>
-    <w:p>
-      <w:pPr>
-        <w:shd w:val="clear" w:color="auto" w:fill="DDD9C3" w:themeFill="background2" w:themeFillShade="E6"/>
-        <w:rPr>
-          <w:noProof/>
-          <w:lang w:val="es-ES"/>
-        </w:rPr>
-      </w:pPr>
-      <w:r>
-        <w:rPr>
-          <w:noProof/>
-        </w:rPr>
-        <w:t>Pots pensar en això com la teva pròpia miniweb personal! Afegeix el que et fa especial a la pàgina "Sobre mi" i inventa un correu de contacte divertit!</w:t>
-      </w:r>
-      <w:r>
-        <w:rPr>
-          <w:noProof/>
-        </w:rPr>
-        <w:t>.</w:t>
-      </w:r>
-    </w:p>
-    <w:p/>
-    <w:p>
-      <w:pPr>
-        <w:rPr>
-          <w:noProof/>
-          <w:lang w:val="es-ES"/>
-        </w:rPr>
-      </w:pPr>
-      <w:r>
-        <w:rPr>
-          <w:noProof/>
-          <w:lang w:val="es-ES"/>
-        </w:rPr>
-        <w:t>&lt;AQUÍ HA D’ANAR L’ENLLAÇ AL REPOSITORI PÚBLIC DE GITHUB AMB EL TEU EXERCICI&gt;</w:t>
-      </w:r>
-    </w:p>
-    <w:p/>
-    <w:p>
-      <w:pPr>
-        <w:shd w:val="clear" w:color="auto" w:fill="FFC000"/>
-        <w:rPr>
-          <w:b/>
-          <w:bCs/>
-          <w:noProof/>
-          <w:lang w:val="es-ES"/>
-        </w:rPr>
-      </w:pPr>
-      <w:r>
-        <w:rPr>
-          <w:b/>
-          <w:bCs/>
-          <w:noProof/>
-          <w:lang w:val="es-ES"/>
-        </w:rPr>
-        <w:t xml:space="preserve">Exercici </w:t>
-      </w:r>
-      <w:r>
-        <w:rPr>
-          <w:b/>
-          <w:bCs/>
-          <w:noProof/>
-          <w:lang w:val="es-ES"/>
-        </w:rPr>
-        <w:t>9</w:t>
-      </w:r>
-      <w:r>
-        <w:rPr>
-          <w:b/>
-          <w:bCs/>
-          <w:noProof/>
-          <w:lang w:val="es-ES"/>
-        </w:rPr>
-        <w:t xml:space="preserve">: </w:t>
-      </w:r>
-      <w:r>
-        <w:rPr>
-          <w:b/>
-          <w:bCs/>
-          <w:noProof/>
-          <w:lang w:val="es-ES"/>
-        </w:rPr>
-        <w:t>Contacta’m</w:t>
-      </w:r>
-    </w:p>
-    <w:p>
-      <w:pPr>
-        <w:shd w:val="clear" w:color="auto" w:fill="DDD9C3" w:themeFill="background2" w:themeFillShade="E6"/>
-        <w:rPr>
-          <w:b/>
-          <w:bCs/>
-          <w:noProof/>
-          <w:lang w:val="es-ES"/>
-        </w:rPr>
-      </w:pPr>
-      <w:r>
-        <w:rPr>
-          <w:b/>
-          <w:bCs/>
-          <w:noProof/>
-          <w:lang w:val="es-ES"/>
-        </w:rPr>
-        <w:t>Descripció:</w:t>
-      </w:r>
-    </w:p>
-    <w:p>
-      <w:pPr>
-        <w:shd w:val="clear" w:color="auto" w:fill="DDD9C3" w:themeFill="background2" w:themeFillShade="E6"/>
-        <w:rPr>
-          <w:noProof/>
-        </w:rPr>
-      </w:pPr>
-      <w:r>
-        <w:rPr>
-          <w:noProof/>
-        </w:rPr>
-        <w:t>Els formularis són la manera en què els usuaris poden interactuar amb un lloc web. Imagina que estàs creant la pàgina de contacte del teu web. Necessites un formulari on els usuaris puguin introduir el seu nom, correu electrònic i</w:t>
-      </w:r>
-      <w:r>
-        <w:rPr>
-          <w:noProof/>
-        </w:rPr>
-        <w:t xml:space="preserve"> un</w:t>
-      </w:r>
-      <w:r>
-        <w:rPr>
-          <w:noProof/>
-        </w:rPr>
-        <w:t xml:space="preserve"> missatge per posar-se en contacte amb tu.</w:t>
-      </w:r>
-    </w:p>
-    <w:p>
-      <w:pPr>
-        <w:shd w:val="clear" w:color="auto" w:fill="DDD9C3" w:themeFill="background2" w:themeFillShade="E6"/>
-        <w:rPr>
-          <w:b/>
-          <w:bCs/>
-          <w:noProof/>
-          <w:lang w:val="es-ES"/>
-        </w:rPr>
-      </w:pPr>
-      <w:r>
-        <w:rPr>
-          <w:b/>
-          <w:bCs/>
-          <w:noProof/>
-          <w:lang w:val="es-ES"/>
-        </w:rPr>
-        <w:t>Objectiu:</w:t>
-      </w:r>
-    </w:p>
-    <w:p>
-      <w:pPr>
-        <w:shd w:val="clear" w:color="auto" w:fill="DDD9C3" w:themeFill="background2" w:themeFillShade="E6"/>
-        <w:rPr>
-          <w:noProof/>
-        </w:rPr>
-      </w:pPr>
-      <w:r>
-        <w:rPr>
-          <w:noProof/>
-        </w:rPr>
-        <w:t>Aprendre a crear un formulari HTML5 bàsic amb diferents tipus d’entrades: camps de text, correu electrònic i àrea de text, utilitzant etiquetes com &lt;form&gt;, &lt;input&gt;, i &lt;textarea&gt;.</w:t>
-      </w:r>
-    </w:p>
-    <w:p>
-      <w:pPr>
-        <w:shd w:val="clear" w:color="auto" w:fill="DDD9C3" w:themeFill="background2" w:themeFillShade="E6"/>
-        <w:rPr>
-          <w:b/>
-          <w:bCs/>
-          <w:noProof/>
-          <w:lang w:val="es-ES"/>
-        </w:rPr>
-      </w:pPr>
-      <w:r>
-        <w:rPr>
-          <w:b/>
-          <w:bCs/>
-          <w:noProof/>
-          <w:lang w:val="es-ES"/>
-        </w:rPr>
-        <w:t>Pistes:</w:t>
-      </w:r>
-    </w:p>
-    <w:p>
-      <w:pPr>
-        <w:shd w:val="clear" w:color="auto" w:fill="DDD9C3" w:themeFill="background2" w:themeFillShade="E6"/>
-        <w:rPr>
-          <w:noProof/>
-          <w:lang w:val="es-ES"/>
-        </w:rPr>
-      </w:pPr>
-      <w:r>
-        <w:rPr>
-          <w:noProof/>
-        </w:rPr>
-        <w:t>Pots fer servir els atributs de placeholders per donar pistes a l’usuari sobre el que ha d’escriure en cada camp, com ara "Escriu el teu nom" o "Escriu el teu correu electrònic".</w:t>
-      </w:r>
-    </w:p>
-    <w:p/>
-    <w:p>
-      <w:pPr>
-        <w:rPr>
-          <w:noProof/>
-          <w:lang w:val="es-ES"/>
-        </w:rPr>
-      </w:pPr>
-      <w:r>
-        <w:rPr>
-          <w:noProof/>
-          <w:lang w:val="es-ES"/>
-        </w:rPr>
-        <w:t>&lt;AQUÍ HA D’ANAR L’ENLLAÇ AL REPOSITORI PÚBLIC DE GITHUB AMB EL TEU EXERCICI&gt;</w:t>
-      </w:r>
-    </w:p>
-    <w:p/>
-    <w:p>
-      <w:pPr>
-        <w:shd w:val="clear" w:color="auto" w:fill="FFC000"/>
-        <w:rPr>
-          <w:b/>
-          <w:bCs/>
-          <w:noProof/>
-          <w:lang w:val="es-ES"/>
-        </w:rPr>
-      </w:pPr>
-      <w:r>
-        <w:rPr>
-          <w:b/>
-          <w:bCs/>
-          <w:noProof/>
-          <w:lang w:val="es-ES"/>
-        </w:rPr>
-        <w:t xml:space="preserve">Exercici </w:t>
-      </w:r>
-      <w:r>
-        <w:rPr>
-          <w:b/>
-          <w:bCs/>
-          <w:noProof/>
-          <w:lang w:val="es-ES"/>
-        </w:rPr>
-        <w:t>10</w:t>
-      </w:r>
-      <w:r>
-        <w:rPr>
-          <w:b/>
-          <w:bCs/>
-          <w:noProof/>
-          <w:lang w:val="es-ES"/>
-        </w:rPr>
-        <w:t xml:space="preserve">: </w:t>
-      </w:r>
-      <w:r>
-        <w:rPr>
-          <w:b/>
-          <w:bCs/>
-          <w:noProof/>
-          <w:lang w:val="es-ES"/>
-        </w:rPr>
-        <w:t>Registre Típic</w:t>
-      </w:r>
-    </w:p>
-    <w:p>
-      <w:pPr>
-        <w:shd w:val="clear" w:color="auto" w:fill="DDD9C3" w:themeFill="background2" w:themeFillShade="E6"/>
-        <w:rPr>
-          <w:b/>
-          <w:bCs/>
-          <w:noProof/>
-          <w:lang w:val="es-ES"/>
-        </w:rPr>
-      </w:pPr>
-      <w:r>
-        <w:rPr>
-          <w:b/>
-          <w:bCs/>
-          <w:noProof/>
-          <w:lang w:val="es-ES"/>
-        </w:rPr>
-        <w:t>Descripció:</w:t>
-      </w:r>
-    </w:p>
-    <w:p>
-      <w:pPr>
-        <w:shd w:val="clear" w:color="auto" w:fill="DDD9C3" w:themeFill="background2" w:themeFillShade="E6"/>
-        <w:rPr>
-          <w:noProof/>
-        </w:rPr>
-      </w:pPr>
-      <w:r>
-        <w:rPr>
-          <w:noProof/>
-        </w:rPr>
-        <w:t>Imagina que estàs creant un formulari de registre per un lloc web. Hauràs de crear un formulari on els usuaris puguin crear un compte introduint el seu nom, correu electrònic, contrasenya i una casella de selecció per acceptar els termes i condicions.</w:t>
-      </w:r>
-    </w:p>
-    <w:p>
-      <w:pPr>
-        <w:shd w:val="clear" w:color="auto" w:fill="DDD9C3" w:themeFill="background2" w:themeFillShade="E6"/>
-        <w:rPr>
-          <w:b/>
-          <w:bCs/>
-          <w:noProof/>
-          <w:lang w:val="es-ES"/>
-        </w:rPr>
-      </w:pPr>
-      <w:r>
-        <w:rPr>
-          <w:b/>
-          <w:bCs/>
-          <w:noProof/>
-          <w:lang w:val="es-ES"/>
-        </w:rPr>
-        <w:t>Objectiu:</w:t>
-      </w:r>
-    </w:p>
-    <w:p>
-      <w:pPr>
-        <w:shd w:val="clear" w:color="auto" w:fill="DDD9C3" w:themeFill="background2" w:themeFillShade="E6"/>
-        <w:rPr>
-          <w:noProof/>
-        </w:rPr>
-      </w:pPr>
-      <w:r>
-        <w:rPr>
-          <w:noProof/>
-        </w:rPr>
-        <w:t>Aprendre a utilitzar diferents tipus d’inputs d’HTML5, com el camp de contrasenya, caselles de selecció, i altres camps interactius.</w:t>
-      </w:r>
-    </w:p>
-    <w:p>
-      <w:pPr>
-        <w:shd w:val="clear" w:color="auto" w:fill="DDD9C3" w:themeFill="background2" w:themeFillShade="E6"/>
-        <w:rPr>
-          <w:b/>
-          <w:bCs/>
-          <w:noProof/>
-          <w:lang w:val="es-ES"/>
-        </w:rPr>
-      </w:pPr>
-      <w:r>
-        <w:rPr>
-          <w:b/>
-          <w:bCs/>
-          <w:noProof/>
-          <w:lang w:val="es-ES"/>
-        </w:rPr>
-        <w:lastRenderedPageBreak/>
-        <w:t>Pistes:</w:t>
-      </w:r>
-    </w:p>
-    <w:p>
-      <w:pPr>
-        <w:shd w:val="clear" w:color="auto" w:fill="DDD9C3" w:themeFill="background2" w:themeFillShade="E6"/>
-        <w:rPr>
-          <w:noProof/>
-          <w:lang w:val="es-ES"/>
-        </w:rPr>
-      </w:pPr>
-      <w:r>
-        <w:rPr>
-          <w:noProof/>
-        </w:rPr>
         <w:t>Assegura't d'afegir una etiqueta &lt;label&gt; per a cada camp i enllaçar-les amb l'atribut for per millorar l'accessibilitat del formulari.</w:t>
       </w:r>
     </w:p>
@@ -2923,7 +2939,7 @@
 </file>
 
 <file path=word/endnotes.xml><?xml version="1.0" encoding="utf-8"?>
-<w:endnotes xmlns:wpc="http://schemas.microsoft.com/office/word/2010/wordprocessingCanvas" xmlns:cx="http://schemas.microsoft.com/office/drawing/2014/chartex" xmlns:cx1="http://schemas.microsoft.com/office/drawing/2015/9/8/chartex" xmlns:cx2="http://schemas.microsoft.com/office/drawing/2015/10/21/chartex" xmlns:cx3="http://schemas.microsoft.com/office/drawing/2016/5/9/chartex" xmlns:cx4="http://schemas.microsoft.com/office/drawing/2016/5/10/chartex" xmlns:cx5="http://schemas.microsoft.com/office/drawing/2016/5/11/chartex" xmlns:cx6="http://schemas.microsoft.com/office/drawing/2016/5/12/chartex" xmlns:cx7="http://schemas.microsoft.com/office/drawing/2016/5/13/chartex" xmlns:cx8="http://schemas.microsoft.com/office/drawing/2016/5/14/chartex" xmlns:mc="http://schemas.openxmlformats.org/markup-compatibility/2006" xmlns:aink="http://schemas.microsoft.com/office/drawing/2016/ink" xmlns:am3d="http://schemas.microsoft.com/office/drawing/2017/model3d" xmlns:o="urn:schemas-microsoft-com:office:office" xmlns:oel="http://schemas.microsoft.com/office/2019/extlst" xmlns:r="http://schemas.openxmlformats.org/officeDocument/2006/relationships" xmlns:m="http://schemas.openxmlformats.org/officeDocument/2006/math" xmlns:v="urn:schemas-microsoft-com:vml" xmlns:wp14="http://schemas.microsoft.com/office/word/2010/wordprocessingDrawing" xmlns:wp="http://schemas.openxmlformats.org/drawingml/2006/wordprocessingDrawing" xmlns:w10="urn:schemas-microsoft-com:office:word" xmlns:w="http://schemas.openxmlformats.org/wordprocessingml/2006/main" xmlns:w14="http://schemas.microsoft.com/office/word/2010/wordml" xmlns:w15="http://schemas.microsoft.com/office/word/2012/wordml" xmlns:w16cex="http://schemas.microsoft.com/office/word/2018/wordml/cex" xmlns:w16cid="http://schemas.microsoft.com/office/word/2016/wordml/cid" xmlns:w16="http://schemas.microsoft.com/office/word/2018/wordml" xmlns:w16du="http://schemas.microsoft.com/office/word/2023/wordml/word16du" xmlns:w16sdtdh="http://schemas.microsoft.com/office/word/2020/wordml/sdtdatahash" xmlns:w16se="http://schemas.microsoft.com/office/word/2015/wordml/symex" xmlns:wpg="http://schemas.microsoft.com/office/word/2010/wordprocessingGroup" xmlns:wpi="http://schemas.microsoft.com/office/word/2010/wordprocessingInk" xmlns:wne="http://schemas.microsoft.com/office/word/2006/wordml" xmlns:wps="http://schemas.microsoft.com/office/word/2010/wordprocessingShape" mc:Ignorable="w14 w15 w16se w16cid w16 w16cex w16sdtdh w16du wp14">
+<w:endnotes xmlns:wpc="http://schemas.microsoft.com/office/word/2010/wordprocessingCanvas" xmlns:cx="http://schemas.microsoft.com/office/drawing/2014/chartex" xmlns:cx1="http://schemas.microsoft.com/office/drawing/2015/9/8/chartex" xmlns:cx2="http://schemas.microsoft.com/office/drawing/2015/10/21/chartex" xmlns:cx3="http://schemas.microsoft.com/office/drawing/2016/5/9/chartex" xmlns:cx4="http://schemas.microsoft.com/office/drawing/2016/5/10/chartex" xmlns:cx5="http://schemas.microsoft.com/office/drawing/2016/5/11/chartex" xmlns:cx6="http://schemas.microsoft.com/office/drawing/2016/5/12/chartex" xmlns:cx7="http://schemas.microsoft.com/office/drawing/2016/5/13/chartex" xmlns:cx8="http://schemas.microsoft.com/office/drawing/2016/5/14/chartex" xmlns:mc="http://schemas.openxmlformats.org/markup-compatibility/2006" xmlns:aink="http://schemas.microsoft.com/office/drawing/2016/ink" xmlns:am3d="http://schemas.microsoft.com/office/drawing/2017/model3d" xmlns:o="urn:schemas-microsoft-com:office:office" xmlns:oel="http://schemas.microsoft.com/office/2019/extlst" xmlns:r="http://schemas.openxmlformats.org/officeDocument/2006/relationships" xmlns:m="http://schemas.openxmlformats.org/officeDocument/2006/math" xmlns:v="urn:schemas-microsoft-com:vml" xmlns:wp14="http://schemas.microsoft.com/office/word/2010/wordprocessingDrawing" xmlns:wp="http://schemas.openxmlformats.org/drawingml/2006/wordprocessingDrawing" xmlns:w10="urn:schemas-microsoft-com:office:word" xmlns:w="http://schemas.openxmlformats.org/wordprocessingml/2006/main" xmlns:w14="http://schemas.microsoft.com/office/word/2010/wordml" xmlns:w15="http://schemas.microsoft.com/office/word/2012/wordml" xmlns:w16cex="http://schemas.microsoft.com/office/word/2018/wordml/cex" xmlns:w16cid="http://schemas.microsoft.com/office/word/2016/wordml/cid" xmlns:w16="http://schemas.microsoft.com/office/word/2018/wordml" xmlns:w16du="http://schemas.microsoft.com/office/word/2023/wordml/word16du" xmlns:w16sdtdh="http://schemas.microsoft.com/office/word/2020/wordml/sdtdatahash" xmlns:w16sdtfl="http://schemas.microsoft.com/office/word/2024/wordml/sdtformatlock" xmlns:w16se="http://schemas.microsoft.com/office/word/2015/wordml/symex" xmlns:wpg="http://schemas.microsoft.com/office/word/2010/wordprocessingGroup" xmlns:wpi="http://schemas.microsoft.com/office/word/2010/wordprocessingInk" xmlns:wne="http://schemas.microsoft.com/office/word/2006/wordml" xmlns:wps="http://schemas.microsoft.com/office/word/2010/wordprocessingShape" mc:Ignorable="w14 w15 w16se w16cid w16 w16cex w16sdtdh w16sdtfl w16du wp14">
   <w:endnote w:type="separator" w:id="-1">
     <w:p>
       <w:r>
@@ -2949,7 +2965,7 @@
 </file>
 
 <file path=word/footer1.xml><?xml version="1.0" encoding="utf-8"?>
-<w:ftr xmlns:wpc="http://schemas.microsoft.com/office/word/2010/wordprocessingCanvas" xmlns:cx="http://schemas.microsoft.com/office/drawing/2014/chartex" xmlns:cx1="http://schemas.microsoft.com/office/drawing/2015/9/8/chartex" xmlns:cx2="http://schemas.microsoft.com/office/drawing/2015/10/21/chartex" xmlns:cx3="http://schemas.microsoft.com/office/drawing/2016/5/9/chartex" xmlns:cx4="http://schemas.microsoft.com/office/drawing/2016/5/10/chartex" xmlns:cx5="http://schemas.microsoft.com/office/drawing/2016/5/11/chartex" xmlns:cx6="http://schemas.microsoft.com/office/drawing/2016/5/12/chartex" xmlns:cx7="http://schemas.microsoft.com/office/drawing/2016/5/13/chartex" xmlns:cx8="http://schemas.microsoft.com/office/drawing/2016/5/14/chartex" xmlns:mc="http://schemas.openxmlformats.org/markup-compatibility/2006" xmlns:aink="http://schemas.microsoft.com/office/drawing/2016/ink" xmlns:am3d="http://schemas.microsoft.com/office/drawing/2017/model3d" xmlns:o="urn:schemas-microsoft-com:office:office" xmlns:oel="http://schemas.microsoft.com/office/2019/extlst" xmlns:r="http://schemas.openxmlformats.org/officeDocument/2006/relationships" xmlns:m="http://schemas.openxmlformats.org/officeDocument/2006/math" xmlns:v="urn:schemas-microsoft-com:vml" xmlns:wp14="http://schemas.microsoft.com/office/word/2010/wordprocessingDrawing" xmlns:wp="http://schemas.openxmlformats.org/drawingml/2006/wordprocessingDrawing" xmlns:w10="urn:schemas-microsoft-com:office:word" xmlns:w="http://schemas.openxmlformats.org/wordprocessingml/2006/main" xmlns:w14="http://schemas.microsoft.com/office/word/2010/wordml" xmlns:w15="http://schemas.microsoft.com/office/word/2012/wordml" xmlns:w16cex="http://schemas.microsoft.com/office/word/2018/wordml/cex" xmlns:w16cid="http://schemas.microsoft.com/office/word/2016/wordml/cid" xmlns:w16="http://schemas.microsoft.com/office/word/2018/wordml" xmlns:w16du="http://schemas.microsoft.com/office/word/2023/wordml/word16du" xmlns:w16sdtdh="http://schemas.microsoft.com/office/word/2020/wordml/sdtdatahash" xmlns:w16se="http://schemas.microsoft.com/office/word/2015/wordml/symex" xmlns:wpg="http://schemas.microsoft.com/office/word/2010/wordprocessingGroup" xmlns:wpi="http://schemas.microsoft.com/office/word/2010/wordprocessingInk" xmlns:wne="http://schemas.microsoft.com/office/word/2006/wordml" xmlns:wps="http://schemas.microsoft.com/office/word/2010/wordprocessingShape" mc:Ignorable="w14 w15 w16se w16cid w16 w16cex w16sdtdh w16du wp14">
+<w:ftr xmlns:wpc="http://schemas.microsoft.com/office/word/2010/wordprocessingCanvas" xmlns:cx="http://schemas.microsoft.com/office/drawing/2014/chartex" xmlns:cx1="http://schemas.microsoft.com/office/drawing/2015/9/8/chartex" xmlns:cx2="http://schemas.microsoft.com/office/drawing/2015/10/21/chartex" xmlns:cx3="http://schemas.microsoft.com/office/drawing/2016/5/9/chartex" xmlns:cx4="http://schemas.microsoft.com/office/drawing/2016/5/10/chartex" xmlns:cx5="http://schemas.microsoft.com/office/drawing/2016/5/11/chartex" xmlns:cx6="http://schemas.microsoft.com/office/drawing/2016/5/12/chartex" xmlns:cx7="http://schemas.microsoft.com/office/drawing/2016/5/13/chartex" xmlns:cx8="http://schemas.microsoft.com/office/drawing/2016/5/14/chartex" xmlns:mc="http://schemas.openxmlformats.org/markup-compatibility/2006" xmlns:aink="http://schemas.microsoft.com/office/drawing/2016/ink" xmlns:am3d="http://schemas.microsoft.com/office/drawing/2017/model3d" xmlns:o="urn:schemas-microsoft-com:office:office" xmlns:oel="http://schemas.microsoft.com/office/2019/extlst" xmlns:r="http://schemas.openxmlformats.org/officeDocument/2006/relationships" xmlns:m="http://schemas.openxmlformats.org/officeDocument/2006/math" xmlns:v="urn:schemas-microsoft-com:vml" xmlns:wp14="http://schemas.microsoft.com/office/word/2010/wordprocessingDrawing" xmlns:wp="http://schemas.openxmlformats.org/drawingml/2006/wordprocessingDrawing" xmlns:w10="urn:schemas-microsoft-com:office:word" xmlns:w="http://schemas.openxmlformats.org/wordprocessingml/2006/main" xmlns:w14="http://schemas.microsoft.com/office/word/2010/wordml" xmlns:w15="http://schemas.microsoft.com/office/word/2012/wordml" xmlns:w16cex="http://schemas.microsoft.com/office/word/2018/wordml/cex" xmlns:w16cid="http://schemas.microsoft.com/office/word/2016/wordml/cid" xmlns:w16="http://schemas.microsoft.com/office/word/2018/wordml" xmlns:w16du="http://schemas.microsoft.com/office/word/2023/wordml/word16du" xmlns:w16sdtdh="http://schemas.microsoft.com/office/word/2020/wordml/sdtdatahash" xmlns:w16sdtfl="http://schemas.microsoft.com/office/word/2024/wordml/sdtformatlock" xmlns:w16se="http://schemas.microsoft.com/office/word/2015/wordml/symex" xmlns:wpg="http://schemas.microsoft.com/office/word/2010/wordprocessingGroup" xmlns:wpi="http://schemas.microsoft.com/office/word/2010/wordprocessingInk" xmlns:wne="http://schemas.microsoft.com/office/word/2006/wordml" xmlns:wps="http://schemas.microsoft.com/office/word/2010/wordprocessingShape" mc:Ignorable="w14 w15 w16se w16cid w16 w16cex w16sdtdh w16sdtfl w16du wp14">
   <w:p>
     <w:pPr>
       <w:pStyle w:val="Piedepgina"/>
@@ -2959,7 +2975,7 @@
 </file>
 
 <file path=word/footer2.xml><?xml version="1.0" encoding="utf-8"?>
-<w:ftr xmlns:wpc="http://schemas.microsoft.com/office/word/2010/wordprocessingCanvas" xmlns:cx="http://schemas.microsoft.com/office/drawing/2014/chartex" xmlns:cx1="http://schemas.microsoft.com/office/drawing/2015/9/8/chartex" xmlns:cx2="http://schemas.microsoft.com/office/drawing/2015/10/21/chartex" xmlns:cx3="http://schemas.microsoft.com/office/drawing/2016/5/9/chartex" xmlns:cx4="http://schemas.microsoft.com/office/drawing/2016/5/10/chartex" xmlns:cx5="http://schemas.microsoft.com/office/drawing/2016/5/11/chartex" xmlns:cx6="http://schemas.microsoft.com/office/drawing/2016/5/12/chartex" xmlns:cx7="http://schemas.microsoft.com/office/drawing/2016/5/13/chartex" xmlns:cx8="http://schemas.microsoft.com/office/drawing/2016/5/14/chartex" xmlns:mc="http://schemas.openxmlformats.org/markup-compatibility/2006" xmlns:aink="http://schemas.microsoft.com/office/drawing/2016/ink" xmlns:am3d="http://schemas.microsoft.com/office/drawing/2017/model3d" xmlns:o="urn:schemas-microsoft-com:office:office" xmlns:oel="http://schemas.microsoft.com/office/2019/extlst" xmlns:r="http://schemas.openxmlformats.org/officeDocument/2006/relationships" xmlns:m="http://schemas.openxmlformats.org/officeDocument/2006/math" xmlns:v="urn:schemas-microsoft-com:vml" xmlns:wp14="http://schemas.microsoft.com/office/word/2010/wordprocessingDrawing" xmlns:wp="http://schemas.openxmlformats.org/drawingml/2006/wordprocessingDrawing" xmlns:w10="urn:schemas-microsoft-com:office:word" xmlns:w="http://schemas.openxmlformats.org/wordprocessingml/2006/main" xmlns:w14="http://schemas.microsoft.com/office/word/2010/wordml" xmlns:w15="http://schemas.microsoft.com/office/word/2012/wordml" xmlns:w16cex="http://schemas.microsoft.com/office/word/2018/wordml/cex" xmlns:w16cid="http://schemas.microsoft.com/office/word/2016/wordml/cid" xmlns:w16="http://schemas.microsoft.com/office/word/2018/wordml" xmlns:w16du="http://schemas.microsoft.com/office/word/2023/wordml/word16du" xmlns:w16sdtdh="http://schemas.microsoft.com/office/word/2020/wordml/sdtdatahash" xmlns:w16se="http://schemas.microsoft.com/office/word/2015/wordml/symex" xmlns:wpg="http://schemas.microsoft.com/office/word/2010/wordprocessingGroup" xmlns:wpi="http://schemas.microsoft.com/office/word/2010/wordprocessingInk" xmlns:wne="http://schemas.microsoft.com/office/word/2006/wordml" xmlns:wps="http://schemas.microsoft.com/office/word/2010/wordprocessingShape" mc:Ignorable="w14 w15 w16se w16cid w16 w16cex w16sdtdh w16du wp14">
+<w:ftr xmlns:wpc="http://schemas.microsoft.com/office/word/2010/wordprocessingCanvas" xmlns:cx="http://schemas.microsoft.com/office/drawing/2014/chartex" xmlns:cx1="http://schemas.microsoft.com/office/drawing/2015/9/8/chartex" xmlns:cx2="http://schemas.microsoft.com/office/drawing/2015/10/21/chartex" xmlns:cx3="http://schemas.microsoft.com/office/drawing/2016/5/9/chartex" xmlns:cx4="http://schemas.microsoft.com/office/drawing/2016/5/10/chartex" xmlns:cx5="http://schemas.microsoft.com/office/drawing/2016/5/11/chartex" xmlns:cx6="http://schemas.microsoft.com/office/drawing/2016/5/12/chartex" xmlns:cx7="http://schemas.microsoft.com/office/drawing/2016/5/13/chartex" xmlns:cx8="http://schemas.microsoft.com/office/drawing/2016/5/14/chartex" xmlns:mc="http://schemas.openxmlformats.org/markup-compatibility/2006" xmlns:aink="http://schemas.microsoft.com/office/drawing/2016/ink" xmlns:am3d="http://schemas.microsoft.com/office/drawing/2017/model3d" xmlns:o="urn:schemas-microsoft-com:office:office" xmlns:oel="http://schemas.microsoft.com/office/2019/extlst" xmlns:r="http://schemas.openxmlformats.org/officeDocument/2006/relationships" xmlns:m="http://schemas.openxmlformats.org/officeDocument/2006/math" xmlns:v="urn:schemas-microsoft-com:vml" xmlns:wp14="http://schemas.microsoft.com/office/word/2010/wordprocessingDrawing" xmlns:wp="http://schemas.openxmlformats.org/drawingml/2006/wordprocessingDrawing" xmlns:w10="urn:schemas-microsoft-com:office:word" xmlns:w="http://schemas.openxmlformats.org/wordprocessingml/2006/main" xmlns:w14="http://schemas.microsoft.com/office/word/2010/wordml" xmlns:w15="http://schemas.microsoft.com/office/word/2012/wordml" xmlns:w16cex="http://schemas.microsoft.com/office/word/2018/wordml/cex" xmlns:w16cid="http://schemas.microsoft.com/office/word/2016/wordml/cid" xmlns:w16="http://schemas.microsoft.com/office/word/2018/wordml" xmlns:w16du="http://schemas.microsoft.com/office/word/2023/wordml/word16du" xmlns:w16sdtdh="http://schemas.microsoft.com/office/word/2020/wordml/sdtdatahash" xmlns:w16sdtfl="http://schemas.microsoft.com/office/word/2024/wordml/sdtformatlock" xmlns:w16se="http://schemas.microsoft.com/office/word/2015/wordml/symex" xmlns:wpg="http://schemas.microsoft.com/office/word/2010/wordprocessingGroup" xmlns:wpi="http://schemas.microsoft.com/office/word/2010/wordprocessingInk" xmlns:wne="http://schemas.microsoft.com/office/word/2006/wordml" xmlns:wps="http://schemas.microsoft.com/office/word/2010/wordprocessingShape" mc:Ignorable="w14 w15 w16se w16cid w16 w16cex w16sdtdh w16sdtfl w16du wp14">
   <w:p>
     <w:pPr>
       <w:pStyle w:val="Piedepgina"/>
@@ -3046,7 +3062,7 @@
         </mc:Choice>
         <mc:Fallback>
           <w:pict>
-            <v:rect w14:anchorId="47D9E1F6" id="Rectángulo 26" o:spid="_x0000_s1026" style="position:absolute;margin-left:-.7pt;margin-top:-19.1pt;width:469.8pt;height:3.55pt;z-index:251660800;visibility:visible;mso-wrap-style:square;mso-width-percent:0;mso-height-percent:0;mso-wrap-distance-left:9pt;mso-wrap-distance-top:0;mso-wrap-distance-right:9pt;mso-wrap-distance-bottom:0;mso-position-horizontal:absolute;mso-position-horizontal-relative:text;mso-position-vertical:absolute;mso-position-vertical-relative:text;mso-width-percent:0;mso-height-percent:0;mso-width-relative:margin;mso-height-relative:margin;v-text-anchor:middle" o:gfxdata="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" fillcolor="#1d2967" stroked="f" strokeweight="2pt"/>
+            <v:rect w14:anchorId="7A938520" id="Rectángulo 26" o:spid="_x0000_s1026" style="position:absolute;margin-left:-.7pt;margin-top:-19.1pt;width:469.8pt;height:3.55pt;z-index:251660800;visibility:visible;mso-wrap-style:square;mso-width-percent:0;mso-height-percent:0;mso-wrap-distance-left:9pt;mso-wrap-distance-top:0;mso-wrap-distance-right:9pt;mso-wrap-distance-bottom:0;mso-position-horizontal:absolute;mso-position-horizontal-relative:text;mso-position-vertical:absolute;mso-position-vertical-relative:text;mso-width-percent:0;mso-height-percent:0;mso-width-relative:margin;mso-height-relative:margin;v-text-anchor:middle" o:gfxdata="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" fillcolor="#1d2967" stroked="f" strokeweight="2pt"/>
           </w:pict>
         </mc:Fallback>
       </mc:AlternateContent>
@@ -3224,7 +3240,7 @@
 </file>
 
 <file path=word/footer3.xml><?xml version="1.0" encoding="utf-8"?>
-<w:ftr xmlns:wpc="http://schemas.microsoft.com/office/word/2010/wordprocessingCanvas" xmlns:cx="http://schemas.microsoft.com/office/drawing/2014/chartex" xmlns:cx1="http://schemas.microsoft.com/office/drawing/2015/9/8/chartex" xmlns:cx2="http://schemas.microsoft.com/office/drawing/2015/10/21/chartex" xmlns:cx3="http://schemas.microsoft.com/office/drawing/2016/5/9/chartex" xmlns:cx4="http://schemas.microsoft.com/office/drawing/2016/5/10/chartex" xmlns:cx5="http://schemas.microsoft.com/office/drawing/2016/5/11/chartex" xmlns:cx6="http://schemas.microsoft.com/office/drawing/2016/5/12/chartex" xmlns:cx7="http://schemas.microsoft.com/office/drawing/2016/5/13/chartex" xmlns:cx8="http://schemas.microsoft.com/office/drawing/2016/5/14/chartex" xmlns:mc="http://schemas.openxmlformats.org/markup-compatibility/2006" xmlns:aink="http://schemas.microsoft.com/office/drawing/2016/ink" xmlns:am3d="http://schemas.microsoft.com/office/drawing/2017/model3d" xmlns:o="urn:schemas-microsoft-com:office:office" xmlns:oel="http://schemas.microsoft.com/office/2019/extlst" xmlns:r="http://schemas.openxmlformats.org/officeDocument/2006/relationships" xmlns:m="http://schemas.openxmlformats.org/officeDocument/2006/math" xmlns:v="urn:schemas-microsoft-com:vml" xmlns:wp14="http://schemas.microsoft.com/office/word/2010/wordprocessingDrawing" xmlns:wp="http://schemas.openxmlformats.org/drawingml/2006/wordprocessingDrawing" xmlns:w10="urn:schemas-microsoft-com:office:word" xmlns:w="http://schemas.openxmlformats.org/wordprocessingml/2006/main" xmlns:w14="http://schemas.microsoft.com/office/word/2010/wordml" xmlns:w15="http://schemas.microsoft.com/office/word/2012/wordml" xmlns:w16cex="http://schemas.microsoft.com/office/word/2018/wordml/cex" xmlns:w16cid="http://schemas.microsoft.com/office/word/2016/wordml/cid" xmlns:w16="http://schemas.microsoft.com/office/word/2018/wordml" xmlns:w16du="http://schemas.microsoft.com/office/word/2023/wordml/word16du" xmlns:w16sdtdh="http://schemas.microsoft.com/office/word/2020/wordml/sdtdatahash" xmlns:w16se="http://schemas.microsoft.com/office/word/2015/wordml/symex" xmlns:wpg="http://schemas.microsoft.com/office/word/2010/wordprocessingGroup" xmlns:wpi="http://schemas.microsoft.com/office/word/2010/wordprocessingInk" xmlns:wne="http://schemas.microsoft.com/office/word/2006/wordml" xmlns:wps="http://schemas.microsoft.com/office/word/2010/wordprocessingShape" mc:Ignorable="w14 w15 w16se w16cid w16 w16cex w16sdtdh w16du wp14">
+<w:ftr xmlns:wpc="http://schemas.microsoft.com/office/word/2010/wordprocessingCanvas" xmlns:cx="http://schemas.microsoft.com/office/drawing/2014/chartex" xmlns:cx1="http://schemas.microsoft.com/office/drawing/2015/9/8/chartex" xmlns:cx2="http://schemas.microsoft.com/office/drawing/2015/10/21/chartex" xmlns:cx3="http://schemas.microsoft.com/office/drawing/2016/5/9/chartex" xmlns:cx4="http://schemas.microsoft.com/office/drawing/2016/5/10/chartex" xmlns:cx5="http://schemas.microsoft.com/office/drawing/2016/5/11/chartex" xmlns:cx6="http://schemas.microsoft.com/office/drawing/2016/5/12/chartex" xmlns:cx7="http://schemas.microsoft.com/office/drawing/2016/5/13/chartex" xmlns:cx8="http://schemas.microsoft.com/office/drawing/2016/5/14/chartex" xmlns:mc="http://schemas.openxmlformats.org/markup-compatibility/2006" xmlns:aink="http://schemas.microsoft.com/office/drawing/2016/ink" xmlns:am3d="http://schemas.microsoft.com/office/drawing/2017/model3d" xmlns:o="urn:schemas-microsoft-com:office:office" xmlns:oel="http://schemas.microsoft.com/office/2019/extlst" xmlns:r="http://schemas.openxmlformats.org/officeDocument/2006/relationships" xmlns:m="http://schemas.openxmlformats.org/officeDocument/2006/math" xmlns:v="urn:schemas-microsoft-com:vml" xmlns:wp14="http://schemas.microsoft.com/office/word/2010/wordprocessingDrawing" xmlns:wp="http://schemas.openxmlformats.org/drawingml/2006/wordprocessingDrawing" xmlns:w10="urn:schemas-microsoft-com:office:word" xmlns:w="http://schemas.openxmlformats.org/wordprocessingml/2006/main" xmlns:w14="http://schemas.microsoft.com/office/word/2010/wordml" xmlns:w15="http://schemas.microsoft.com/office/word/2012/wordml" xmlns:w16cex="http://schemas.microsoft.com/office/word/2018/wordml/cex" xmlns:w16cid="http://schemas.microsoft.com/office/word/2016/wordml/cid" xmlns:w16="http://schemas.microsoft.com/office/word/2018/wordml" xmlns:w16du="http://schemas.microsoft.com/office/word/2023/wordml/word16du" xmlns:w16sdtdh="http://schemas.microsoft.com/office/word/2020/wordml/sdtdatahash" xmlns:w16sdtfl="http://schemas.microsoft.com/office/word/2024/wordml/sdtformatlock" xmlns:w16se="http://schemas.microsoft.com/office/word/2015/wordml/symex" xmlns:wpg="http://schemas.microsoft.com/office/word/2010/wordprocessingGroup" xmlns:wpi="http://schemas.microsoft.com/office/word/2010/wordprocessingInk" xmlns:wne="http://schemas.microsoft.com/office/word/2006/wordml" xmlns:wps="http://schemas.microsoft.com/office/word/2010/wordprocessingShape" mc:Ignorable="w14 w15 w16se w16cid w16 w16cex w16sdtdh w16sdtfl w16du wp14">
   <w:p>
     <w:pPr>
       <w:spacing w:before="120" w:line="240" w:lineRule="auto"/>
@@ -3238,7 +3254,7 @@
 </file>
 
 <file path=word/footnotes.xml><?xml version="1.0" encoding="utf-8"?>
-<w:footnotes xmlns:wpc="http://schemas.microsoft.com/office/word/2010/wordprocessingCanvas" xmlns:cx="http://schemas.microsoft.com/office/drawing/2014/chartex" xmlns:cx1="http://schemas.microsoft.com/office/drawing/2015/9/8/chartex" xmlns:cx2="http://schemas.microsoft.com/office/drawing/2015/10/21/chartex" xmlns:cx3="http://schemas.microsoft.com/office/drawing/2016/5/9/chartex" xmlns:cx4="http://schemas.microsoft.com/office/drawing/2016/5/10/chartex" xmlns:cx5="http://schemas.microsoft.com/office/drawing/2016/5/11/chartex" xmlns:cx6="http://schemas.microsoft.com/office/drawing/2016/5/12/chartex" xmlns:cx7="http://schemas.microsoft.com/office/drawing/2016/5/13/chartex" xmlns:cx8="http://schemas.microsoft.com/office/drawing/2016/5/14/chartex" xmlns:mc="http://schemas.openxmlformats.org/markup-compatibility/2006" xmlns:aink="http://schemas.microsoft.com/office/drawing/2016/ink" xmlns:am3d="http://schemas.microsoft.com/office/drawing/2017/model3d" xmlns:o="urn:schemas-microsoft-com:office:office" xmlns:oel="http://schemas.microsoft.com/office/2019/extlst" xmlns:r="http://schemas.openxmlformats.org/officeDocument/2006/relationships" xmlns:m="http://schemas.openxmlformats.org/officeDocument/2006/math" xmlns:v="urn:schemas-microsoft-com:vml" xmlns:wp14="http://schemas.microsoft.com/office/word/2010/wordprocessingDrawing" xmlns:wp="http://schemas.openxmlformats.org/drawingml/2006/wordprocessingDrawing" xmlns:w10="urn:schemas-microsoft-com:office:word" xmlns:w="http://schemas.openxmlformats.org/wordprocessingml/2006/main" xmlns:w14="http://schemas.microsoft.com/office/word/2010/wordml" xmlns:w15="http://schemas.microsoft.com/office/word/2012/wordml" xmlns:w16cex="http://schemas.microsoft.com/office/word/2018/wordml/cex" xmlns:w16cid="http://schemas.microsoft.com/office/word/2016/wordml/cid" xmlns:w16="http://schemas.microsoft.com/office/word/2018/wordml" xmlns:w16du="http://schemas.microsoft.com/office/word/2023/wordml/word16du" xmlns:w16sdtdh="http://schemas.microsoft.com/office/word/2020/wordml/sdtdatahash" xmlns:w16se="http://schemas.microsoft.com/office/word/2015/wordml/symex" xmlns:wpg="http://schemas.microsoft.com/office/word/2010/wordprocessingGroup" xmlns:wpi="http://schemas.microsoft.com/office/word/2010/wordprocessingInk" xmlns:wne="http://schemas.microsoft.com/office/word/2006/wordml" xmlns:wps="http://schemas.microsoft.com/office/word/2010/wordprocessingShape" mc:Ignorable="w14 w15 w16se w16cid w16 w16cex w16sdtdh w16du wp14">
+<w:footnotes xmlns:wpc="http://schemas.microsoft.com/office/word/2010/wordprocessingCanvas" xmlns:cx="http://schemas.microsoft.com/office/drawing/2014/chartex" xmlns:cx1="http://schemas.microsoft.com/office/drawing/2015/9/8/chartex" xmlns:cx2="http://schemas.microsoft.com/office/drawing/2015/10/21/chartex" xmlns:cx3="http://schemas.microsoft.com/office/drawing/2016/5/9/chartex" xmlns:cx4="http://schemas.microsoft.com/office/drawing/2016/5/10/chartex" xmlns:cx5="http://schemas.microsoft.com/office/drawing/2016/5/11/chartex" xmlns:cx6="http://schemas.microsoft.com/office/drawing/2016/5/12/chartex" xmlns:cx7="http://schemas.microsoft.com/office/drawing/2016/5/13/chartex" xmlns:cx8="http://schemas.microsoft.com/office/drawing/2016/5/14/chartex" xmlns:mc="http://schemas.openxmlformats.org/markup-compatibility/2006" xmlns:aink="http://schemas.microsoft.com/office/drawing/2016/ink" xmlns:am3d="http://schemas.microsoft.com/office/drawing/2017/model3d" xmlns:o="urn:schemas-microsoft-com:office:office" xmlns:oel="http://schemas.microsoft.com/office/2019/extlst" xmlns:r="http://schemas.openxmlformats.org/officeDocument/2006/relationships" xmlns:m="http://schemas.openxmlformats.org/officeDocument/2006/math" xmlns:v="urn:schemas-microsoft-com:vml" xmlns:wp14="http://schemas.microsoft.com/office/word/2010/wordprocessingDrawing" xmlns:wp="http://schemas.openxmlformats.org/drawingml/2006/wordprocessingDrawing" xmlns:w10="urn:schemas-microsoft-com:office:word" xmlns:w="http://schemas.openxmlformats.org/wordprocessingml/2006/main" xmlns:w14="http://schemas.microsoft.com/office/word/2010/wordml" xmlns:w15="http://schemas.microsoft.com/office/word/2012/wordml" xmlns:w16cex="http://schemas.microsoft.com/office/word/2018/wordml/cex" xmlns:w16cid="http://schemas.microsoft.com/office/word/2016/wordml/cid" xmlns:w16="http://schemas.microsoft.com/office/word/2018/wordml" xmlns:w16du="http://schemas.microsoft.com/office/word/2023/wordml/word16du" xmlns:w16sdtdh="http://schemas.microsoft.com/office/word/2020/wordml/sdtdatahash" xmlns:w16sdtfl="http://schemas.microsoft.com/office/word/2024/wordml/sdtformatlock" xmlns:w16se="http://schemas.microsoft.com/office/word/2015/wordml/symex" xmlns:wpg="http://schemas.microsoft.com/office/word/2010/wordprocessingGroup" xmlns:wpi="http://schemas.microsoft.com/office/word/2010/wordprocessingInk" xmlns:wne="http://schemas.microsoft.com/office/word/2006/wordml" xmlns:wps="http://schemas.microsoft.com/office/word/2010/wordprocessingShape" mc:Ignorable="w14 w15 w16se w16cid w16 w16cex w16sdtdh w16sdtfl w16du wp14">
   <w:footnote w:type="separator" w:id="-1">
     <w:p>
       <w:r>
@@ -3264,7 +3280,7 @@
 </file>
 
 <file path=word/header1.xml><?xml version="1.0" encoding="utf-8"?>
-<w:hdr xmlns:wpc="http://schemas.microsoft.com/office/word/2010/wordprocessingCanvas" xmlns:cx="http://schemas.microsoft.com/office/drawing/2014/chartex" xmlns:cx1="http://schemas.microsoft.com/office/drawing/2015/9/8/chartex" xmlns:cx2="http://schemas.microsoft.com/office/drawing/2015/10/21/chartex" xmlns:cx3="http://schemas.microsoft.com/office/drawing/2016/5/9/chartex" xmlns:cx4="http://schemas.microsoft.com/office/drawing/2016/5/10/chartex" xmlns:cx5="http://schemas.microsoft.com/office/drawing/2016/5/11/chartex" xmlns:cx6="http://schemas.microsoft.com/office/drawing/2016/5/12/chartex" xmlns:cx7="http://schemas.microsoft.com/office/drawing/2016/5/13/chartex" xmlns:cx8="http://schemas.microsoft.com/office/drawing/2016/5/14/chartex" xmlns:mc="http://schemas.openxmlformats.org/markup-compatibility/2006" xmlns:aink="http://schemas.microsoft.com/office/drawing/2016/ink" xmlns:am3d="http://schemas.microsoft.com/office/drawing/2017/model3d" xmlns:o="urn:schemas-microsoft-com:office:office" xmlns:oel="http://schemas.microsoft.com/office/2019/extlst" xmlns:r="http://schemas.openxmlformats.org/officeDocument/2006/relationships" xmlns:m="http://schemas.openxmlformats.org/officeDocument/2006/math" xmlns:v="urn:schemas-microsoft-com:vml" xmlns:wp14="http://schemas.microsoft.com/office/word/2010/wordprocessingDrawing" xmlns:wp="http://schemas.openxmlformats.org/drawingml/2006/wordprocessingDrawing" xmlns:w10="urn:schemas-microsoft-com:office:word" xmlns:w="http://schemas.openxmlformats.org/wordprocessingml/2006/main" xmlns:w14="http://schemas.microsoft.com/office/word/2010/wordml" xmlns:w15="http://schemas.microsoft.com/office/word/2012/wordml" xmlns:w16cex="http://schemas.microsoft.com/office/word/2018/wordml/cex" xmlns:w16cid="http://schemas.microsoft.com/office/word/2016/wordml/cid" xmlns:w16="http://schemas.microsoft.com/office/word/2018/wordml" xmlns:w16du="http://schemas.microsoft.com/office/word/2023/wordml/word16du" xmlns:w16sdtdh="http://schemas.microsoft.com/office/word/2020/wordml/sdtdatahash" xmlns:w16se="http://schemas.microsoft.com/office/word/2015/wordml/symex" xmlns:wpg="http://schemas.microsoft.com/office/word/2010/wordprocessingGroup" xmlns:wpi="http://schemas.microsoft.com/office/word/2010/wordprocessingInk" xmlns:wne="http://schemas.microsoft.com/office/word/2006/wordml" xmlns:wps="http://schemas.microsoft.com/office/word/2010/wordprocessingShape" mc:Ignorable="w14 w15 w16se w16cid w16 w16cex w16sdtdh w16du wp14">
+<w:hdr xmlns:wpc="http://schemas.microsoft.com/office/word/2010/wordprocessingCanvas" xmlns:cx="http://schemas.microsoft.com/office/drawing/2014/chartex" xmlns:cx1="http://schemas.microsoft.com/office/drawing/2015/9/8/chartex" xmlns:cx2="http://schemas.microsoft.com/office/drawing/2015/10/21/chartex" xmlns:cx3="http://schemas.microsoft.com/office/drawing/2016/5/9/chartex" xmlns:cx4="http://schemas.microsoft.com/office/drawing/2016/5/10/chartex" xmlns:cx5="http://schemas.microsoft.com/office/drawing/2016/5/11/chartex" xmlns:cx6="http://schemas.microsoft.com/office/drawing/2016/5/12/chartex" xmlns:cx7="http://schemas.microsoft.com/office/drawing/2016/5/13/chartex" xmlns:cx8="http://schemas.microsoft.com/office/drawing/2016/5/14/chartex" xmlns:mc="http://schemas.openxmlformats.org/markup-compatibility/2006" xmlns:aink="http://schemas.microsoft.com/office/drawing/2016/ink" xmlns:am3d="http://schemas.microsoft.com/office/drawing/2017/model3d" xmlns:o="urn:schemas-microsoft-com:office:office" xmlns:oel="http://schemas.microsoft.com/office/2019/extlst" xmlns:r="http://schemas.openxmlformats.org/officeDocument/2006/relationships" xmlns:m="http://schemas.openxmlformats.org/officeDocument/2006/math" xmlns:v="urn:schemas-microsoft-com:vml" xmlns:wp14="http://schemas.microsoft.com/office/word/2010/wordprocessingDrawing" xmlns:wp="http://schemas.openxmlformats.org/drawingml/2006/wordprocessingDrawing" xmlns:w10="urn:schemas-microsoft-com:office:word" xmlns:w="http://schemas.openxmlformats.org/wordprocessingml/2006/main" xmlns:w14="http://schemas.microsoft.com/office/word/2010/wordml" xmlns:w15="http://schemas.microsoft.com/office/word/2012/wordml" xmlns:w16cex="http://schemas.microsoft.com/office/word/2018/wordml/cex" xmlns:w16cid="http://schemas.microsoft.com/office/word/2016/wordml/cid" xmlns:w16="http://schemas.microsoft.com/office/word/2018/wordml" xmlns:w16du="http://schemas.microsoft.com/office/word/2023/wordml/word16du" xmlns:w16sdtdh="http://schemas.microsoft.com/office/word/2020/wordml/sdtdatahash" xmlns:w16sdtfl="http://schemas.microsoft.com/office/word/2024/wordml/sdtformatlock" xmlns:w16se="http://schemas.microsoft.com/office/word/2015/wordml/symex" xmlns:wpg="http://schemas.microsoft.com/office/word/2010/wordprocessingGroup" xmlns:wpi="http://schemas.microsoft.com/office/word/2010/wordprocessingInk" xmlns:wne="http://schemas.microsoft.com/office/word/2006/wordml" xmlns:wps="http://schemas.microsoft.com/office/word/2010/wordprocessingShape" mc:Ignorable="w14 w15 w16se w16cid w16 w16cex w16sdtdh w16sdtfl w16du wp14">
   <w:p>
     <w:pPr>
       <w:pStyle w:val="Encabezado"/>
@@ -3274,7 +3290,7 @@
 </file>
 
 <file path=word/header2.xml><?xml version="1.0" encoding="utf-8"?>
-<w:hdr xmlns:wpc="http://schemas.microsoft.com/office/word/2010/wordprocessingCanvas" xmlns:cx="http://schemas.microsoft.com/office/drawing/2014/chartex" xmlns:cx1="http://schemas.microsoft.com/office/drawing/2015/9/8/chartex" xmlns:cx2="http://schemas.microsoft.com/office/drawing/2015/10/21/chartex" xmlns:cx3="http://schemas.microsoft.com/office/drawing/2016/5/9/chartex" xmlns:cx4="http://schemas.microsoft.com/office/drawing/2016/5/10/chartex" xmlns:cx5="http://schemas.microsoft.com/office/drawing/2016/5/11/chartex" xmlns:cx6="http://schemas.microsoft.com/office/drawing/2016/5/12/chartex" xmlns:cx7="http://schemas.microsoft.com/office/drawing/2016/5/13/chartex" xmlns:cx8="http://schemas.microsoft.com/office/drawing/2016/5/14/chartex" xmlns:mc="http://schemas.openxmlformats.org/markup-compatibility/2006" xmlns:aink="http://schemas.microsoft.com/office/drawing/2016/ink" xmlns:am3d="http://schemas.microsoft.com/office/drawing/2017/model3d" xmlns:o="urn:schemas-microsoft-com:office:office" xmlns:oel="http://schemas.microsoft.com/office/2019/extlst" xmlns:r="http://schemas.openxmlformats.org/officeDocument/2006/relationships" xmlns:m="http://schemas.openxmlformats.org/officeDocument/2006/math" xmlns:v="urn:schemas-microsoft-com:vml" xmlns:wp14="http://schemas.microsoft.com/office/word/2010/wordprocessingDrawing" xmlns:wp="http://schemas.openxmlformats.org/drawingml/2006/wordprocessingDrawing" xmlns:w10="urn:schemas-microsoft-com:office:word" xmlns:w="http://schemas.openxmlformats.org/wordprocessingml/2006/main" xmlns:w14="http://schemas.microsoft.com/office/word/2010/wordml" xmlns:w15="http://schemas.microsoft.com/office/word/2012/wordml" xmlns:w16cex="http://schemas.microsoft.com/office/word/2018/wordml/cex" xmlns:w16cid="http://schemas.microsoft.com/office/word/2016/wordml/cid" xmlns:w16="http://schemas.microsoft.com/office/word/2018/wordml" xmlns:w16du="http://schemas.microsoft.com/office/word/2023/wordml/word16du" xmlns:w16sdtdh="http://schemas.microsoft.com/office/word/2020/wordml/sdtdatahash" xmlns:w16se="http://schemas.microsoft.com/office/word/2015/wordml/symex" xmlns:wpg="http://schemas.microsoft.com/office/word/2010/wordprocessingGroup" xmlns:wpi="http://schemas.microsoft.com/office/word/2010/wordprocessingInk" xmlns:wne="http://schemas.microsoft.com/office/word/2006/wordml" xmlns:wps="http://schemas.microsoft.com/office/word/2010/wordprocessingShape" mc:Ignorable="w14 w15 w16se w16cid w16 w16cex w16sdtdh w16du wp14">
+<w:hdr xmlns:wpc="http://schemas.microsoft.com/office/word/2010/wordprocessingCanvas" xmlns:cx="http://schemas.microsoft.com/office/drawing/2014/chartex" xmlns:cx1="http://schemas.microsoft.com/office/drawing/2015/9/8/chartex" xmlns:cx2="http://schemas.microsoft.com/office/drawing/2015/10/21/chartex" xmlns:cx3="http://schemas.microsoft.com/office/drawing/2016/5/9/chartex" xmlns:cx4="http://schemas.microsoft.com/office/drawing/2016/5/10/chartex" xmlns:cx5="http://schemas.microsoft.com/office/drawing/2016/5/11/chartex" xmlns:cx6="http://schemas.microsoft.com/office/drawing/2016/5/12/chartex" xmlns:cx7="http://schemas.microsoft.com/office/drawing/2016/5/13/chartex" xmlns:cx8="http://schemas.microsoft.com/office/drawing/2016/5/14/chartex" xmlns:mc="http://schemas.openxmlformats.org/markup-compatibility/2006" xmlns:aink="http://schemas.microsoft.com/office/drawing/2016/ink" xmlns:am3d="http://schemas.microsoft.com/office/drawing/2017/model3d" xmlns:o="urn:schemas-microsoft-com:office:office" xmlns:oel="http://schemas.microsoft.com/office/2019/extlst" xmlns:r="http://schemas.openxmlformats.org/officeDocument/2006/relationships" xmlns:m="http://schemas.openxmlformats.org/officeDocument/2006/math" xmlns:v="urn:schemas-microsoft-com:vml" xmlns:wp14="http://schemas.microsoft.com/office/word/2010/wordprocessingDrawing" xmlns:wp="http://schemas.openxmlformats.org/drawingml/2006/wordprocessingDrawing" xmlns:w10="urn:schemas-microsoft-com:office:word" xmlns:w="http://schemas.openxmlformats.org/wordprocessingml/2006/main" xmlns:w14="http://schemas.microsoft.com/office/word/2010/wordml" xmlns:w15="http://schemas.microsoft.com/office/word/2012/wordml" xmlns:w16cex="http://schemas.microsoft.com/office/word/2018/wordml/cex" xmlns:w16cid="http://schemas.microsoft.com/office/word/2016/wordml/cid" xmlns:w16="http://schemas.microsoft.com/office/word/2018/wordml" xmlns:w16du="http://schemas.microsoft.com/office/word/2023/wordml/word16du" xmlns:w16sdtdh="http://schemas.microsoft.com/office/word/2020/wordml/sdtdatahash" xmlns:w16sdtfl="http://schemas.microsoft.com/office/word/2024/wordml/sdtformatlock" xmlns:w16se="http://schemas.microsoft.com/office/word/2015/wordml/symex" xmlns:wpg="http://schemas.microsoft.com/office/word/2010/wordprocessingGroup" xmlns:wpi="http://schemas.microsoft.com/office/word/2010/wordprocessingInk" xmlns:wne="http://schemas.microsoft.com/office/word/2006/wordml" xmlns:wps="http://schemas.microsoft.com/office/word/2010/wordprocessingShape" mc:Ignorable="w14 w15 w16se w16cid w16 w16cex w16sdtdh w16sdtfl w16du wp14">
   <w:tbl>
     <w:tblPr>
       <w:tblW w:w="0" w:type="auto"/>
@@ -3432,7 +3448,7 @@
               </mc:Choice>
               <mc:Fallback>
                 <w:pict>
-                  <v:rect w14:anchorId="47554545" id="Rectángulo 26" o:spid="_x0000_s1026" style="position:absolute;margin-left:-6.1pt;margin-top:-8.1pt;width:469.8pt;height:3.55pt;z-index:251659264;visibility:visible;mso-wrap-style:square;mso-width-percent:0;mso-height-percent:0;mso-wrap-distance-left:9pt;mso-wrap-distance-top:0;mso-wrap-distance-right:9pt;mso-wrap-distance-bottom:0;mso-position-horizontal:absolute;mso-position-horizontal-relative:text;mso-position-vertical:absolute;mso-position-vertical-relative:text;mso-width-percent:0;mso-height-percent:0;mso-width-relative:margin;mso-height-relative:margin;v-text-anchor:middle" o:gfxdata="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" fillcolor="#1d2967" stroked="f" strokeweight="2pt"/>
+                  <v:rect w14:anchorId="0A58F05D" id="Rectángulo 26" o:spid="_x0000_s1026" style="position:absolute;margin-left:-6.1pt;margin-top:-8.1pt;width:469.8pt;height:3.55pt;z-index:251659264;visibility:visible;mso-wrap-style:square;mso-width-percent:0;mso-height-percent:0;mso-wrap-distance-left:9pt;mso-wrap-distance-top:0;mso-wrap-distance-right:9pt;mso-wrap-distance-bottom:0;mso-position-horizontal:absolute;mso-position-horizontal-relative:text;mso-position-vertical:absolute;mso-position-vertical-relative:text;mso-width-percent:0;mso-height-percent:0;mso-width-relative:margin;mso-height-relative:margin;v-text-anchor:middle" o:gfxdata="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" fillcolor="#1d2967" stroked="f" strokeweight="2pt"/>
                 </w:pict>
               </mc:Fallback>
             </mc:AlternateContent>
@@ -3646,7 +3662,7 @@
         </mc:Choice>
         <mc:Fallback>
           <w:pict>
-            <v:rect w14:anchorId="4BAFF9F6" id="Rectángulo 26" o:spid="_x0000_s1026" style="position:absolute;margin-left:-.7pt;margin-top:1.85pt;width:469.8pt;height:3.55pt;z-index:251658240;visibility:visible;mso-wrap-style:square;mso-width-percent:0;mso-height-percent:0;mso-wrap-distance-left:9pt;mso-wrap-distance-top:0;mso-wrap-distance-right:9pt;mso-wrap-distance-bottom:0;mso-position-horizontal:absolute;mso-position-horizontal-relative:text;mso-position-vertical:absolute;mso-position-vertical-relative:text;mso-width-percent:0;mso-height-percent:0;mso-width-relative:margin;mso-height-relative:margin;v-text-anchor:middle" o:gfxdata="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" fillcolor="#1d2967" stroked="f" strokeweight="2pt"/>
+            <v:rect w14:anchorId="079553C1" id="Rectángulo 26" o:spid="_x0000_s1026" style="position:absolute;margin-left:-.7pt;margin-top:1.85pt;width:469.8pt;height:3.55pt;z-index:251658240;visibility:visible;mso-wrap-style:square;mso-width-percent:0;mso-height-percent:0;mso-wrap-distance-left:9pt;mso-wrap-distance-top:0;mso-wrap-distance-right:9pt;mso-wrap-distance-bottom:0;mso-position-horizontal:absolute;mso-position-horizontal-relative:text;mso-position-vertical:absolute;mso-position-vertical-relative:text;mso-width-percent:0;mso-height-percent:0;mso-width-relative:margin;mso-height-relative:margin;v-text-anchor:middle" o:gfxdata="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" fillcolor="#1d2967" stroked="f" strokeweight="2pt"/>
           </w:pict>
         </mc:Fallback>
       </mc:AlternateContent>
@@ -3656,7 +3672,7 @@
 </file>
 
 <file path=word/header3.xml><?xml version="1.0" encoding="utf-8"?>
-<w:hdr xmlns:wpc="http://schemas.microsoft.com/office/word/2010/wordprocessingCanvas" xmlns:cx="http://schemas.microsoft.com/office/drawing/2014/chartex" xmlns:cx1="http://schemas.microsoft.com/office/drawing/2015/9/8/chartex" xmlns:cx2="http://schemas.microsoft.com/office/drawing/2015/10/21/chartex" xmlns:cx3="http://schemas.microsoft.com/office/drawing/2016/5/9/chartex" xmlns:cx4="http://schemas.microsoft.com/office/drawing/2016/5/10/chartex" xmlns:cx5="http://schemas.microsoft.com/office/drawing/2016/5/11/chartex" xmlns:cx6="http://schemas.microsoft.com/office/drawing/2016/5/12/chartex" xmlns:cx7="http://schemas.microsoft.com/office/drawing/2016/5/13/chartex" xmlns:cx8="http://schemas.microsoft.com/office/drawing/2016/5/14/chartex" xmlns:mc="http://schemas.openxmlformats.org/markup-compatibility/2006" xmlns:aink="http://schemas.microsoft.com/office/drawing/2016/ink" xmlns:am3d="http://schemas.microsoft.com/office/drawing/2017/model3d" xmlns:o="urn:schemas-microsoft-com:office:office" xmlns:oel="http://schemas.microsoft.com/office/2019/extlst" xmlns:r="http://schemas.openxmlformats.org/officeDocument/2006/relationships" xmlns:m="http://schemas.openxmlformats.org/officeDocument/2006/math" xmlns:v="urn:schemas-microsoft-com:vml" xmlns:wp14="http://schemas.microsoft.com/office/word/2010/wordprocessingDrawing" xmlns:wp="http://schemas.openxmlformats.org/drawingml/2006/wordprocessingDrawing" xmlns:w10="urn:schemas-microsoft-com:office:word" xmlns:w="http://schemas.openxmlformats.org/wordprocessingml/2006/main" xmlns:w14="http://schemas.microsoft.com/office/word/2010/wordml" xmlns:w15="http://schemas.microsoft.com/office/word/2012/wordml" xmlns:w16cex="http://schemas.microsoft.com/office/word/2018/wordml/cex" xmlns:w16cid="http://schemas.microsoft.com/office/word/2016/wordml/cid" xmlns:w16="http://schemas.microsoft.com/office/word/2018/wordml" xmlns:w16du="http://schemas.microsoft.com/office/word/2023/wordml/word16du" xmlns:w16sdtdh="http://schemas.microsoft.com/office/word/2020/wordml/sdtdatahash" xmlns:w16se="http://schemas.microsoft.com/office/word/2015/wordml/symex" xmlns:wpg="http://schemas.microsoft.com/office/word/2010/wordprocessingGroup" xmlns:wpi="http://schemas.microsoft.com/office/word/2010/wordprocessingInk" xmlns:wne="http://schemas.microsoft.com/office/word/2006/wordml" xmlns:wps="http://schemas.microsoft.com/office/word/2010/wordprocessingShape" mc:Ignorable="w14 w15 w16se w16cid w16 w16cex w16sdtdh w16du wp14">
+<w:hdr xmlns:wpc="http://schemas.microsoft.com/office/word/2010/wordprocessingCanvas" xmlns:cx="http://schemas.microsoft.com/office/drawing/2014/chartex" xmlns:cx1="http://schemas.microsoft.com/office/drawing/2015/9/8/chartex" xmlns:cx2="http://schemas.microsoft.com/office/drawing/2015/10/21/chartex" xmlns:cx3="http://schemas.microsoft.com/office/drawing/2016/5/9/chartex" xmlns:cx4="http://schemas.microsoft.com/office/drawing/2016/5/10/chartex" xmlns:cx5="http://schemas.microsoft.com/office/drawing/2016/5/11/chartex" xmlns:cx6="http://schemas.microsoft.com/office/drawing/2016/5/12/chartex" xmlns:cx7="http://schemas.microsoft.com/office/drawing/2016/5/13/chartex" xmlns:cx8="http://schemas.microsoft.com/office/drawing/2016/5/14/chartex" xmlns:mc="http://schemas.openxmlformats.org/markup-compatibility/2006" xmlns:aink="http://schemas.microsoft.com/office/drawing/2016/ink" xmlns:am3d="http://schemas.microsoft.com/office/drawing/2017/model3d" xmlns:o="urn:schemas-microsoft-com:office:office" xmlns:oel="http://schemas.microsoft.com/office/2019/extlst" xmlns:r="http://schemas.openxmlformats.org/officeDocument/2006/relationships" xmlns:m="http://schemas.openxmlformats.org/officeDocument/2006/math" xmlns:v="urn:schemas-microsoft-com:vml" xmlns:wp14="http://schemas.microsoft.com/office/word/2010/wordprocessingDrawing" xmlns:wp="http://schemas.openxmlformats.org/drawingml/2006/wordprocessingDrawing" xmlns:w10="urn:schemas-microsoft-com:office:word" xmlns:w="http://schemas.openxmlformats.org/wordprocessingml/2006/main" xmlns:w14="http://schemas.microsoft.com/office/word/2010/wordml" xmlns:w15="http://schemas.microsoft.com/office/word/2012/wordml" xmlns:w16cex="http://schemas.microsoft.com/office/word/2018/wordml/cex" xmlns:w16cid="http://schemas.microsoft.com/office/word/2016/wordml/cid" xmlns:w16="http://schemas.microsoft.com/office/word/2018/wordml" xmlns:w16du="http://schemas.microsoft.com/office/word/2023/wordml/word16du" xmlns:w16sdtdh="http://schemas.microsoft.com/office/word/2020/wordml/sdtdatahash" xmlns:w16sdtfl="http://schemas.microsoft.com/office/word/2024/wordml/sdtformatlock" xmlns:w16se="http://schemas.microsoft.com/office/word/2015/wordml/symex" xmlns:wpg="http://schemas.microsoft.com/office/word/2010/wordprocessingGroup" xmlns:wpi="http://schemas.microsoft.com/office/word/2010/wordprocessingInk" xmlns:wne="http://schemas.microsoft.com/office/word/2006/wordml" xmlns:wps="http://schemas.microsoft.com/office/word/2010/wordprocessingShape" mc:Ignorable="w14 w15 w16se w16cid w16 w16cex w16sdtdh w16sdtfl w16du wp14">
   <w:p/>
   <w:p/>
   <w:p/>
@@ -3671,7 +3687,7 @@
 </file>
 
 <file path=word/numbering.xml><?xml version="1.0" encoding="utf-8"?>
-<w:numbering xmlns:wpc="http://schemas.microsoft.com/office/word/2010/wordprocessingCanvas" xmlns:cx="http://schemas.microsoft.com/office/drawing/2014/chartex" xmlns:cx1="http://schemas.microsoft.com/office/drawing/2015/9/8/chartex" xmlns:cx2="http://schemas.microsoft.com/office/drawing/2015/10/21/chartex" xmlns:cx3="http://schemas.microsoft.com/office/drawing/2016/5/9/chartex" xmlns:cx4="http://schemas.microsoft.com/office/drawing/2016/5/10/chartex" xmlns:cx5="http://schemas.microsoft.com/office/drawing/2016/5/11/chartex" xmlns:cx6="http://schemas.microsoft.com/office/drawing/2016/5/12/chartex" xmlns:cx7="http://schemas.microsoft.com/office/drawing/2016/5/13/chartex" xmlns:cx8="http://schemas.microsoft.com/office/drawing/2016/5/14/chartex" xmlns:mc="http://schemas.openxmlformats.org/markup-compatibility/2006" xmlns:aink="http://schemas.microsoft.com/office/drawing/2016/ink" xmlns:am3d="http://schemas.microsoft.com/office/drawing/2017/model3d" xmlns:o="urn:schemas-microsoft-com:office:office" xmlns:oel="http://schemas.microsoft.com/office/2019/extlst" xmlns:r="http://schemas.openxmlformats.org/officeDocument/2006/relationships" xmlns:m="http://schemas.openxmlformats.org/officeDocument/2006/math" xmlns:v="urn:schemas-microsoft-com:vml" xmlns:wp14="http://schemas.microsoft.com/office/word/2010/wordprocessingDrawing" xmlns:wp="http://schemas.openxmlformats.org/drawingml/2006/wordprocessingDrawing" xmlns:w10="urn:schemas-microsoft-com:office:word" xmlns:w="http://schemas.openxmlformats.org/wordprocessingml/2006/main" xmlns:w14="http://schemas.microsoft.com/office/word/2010/wordml" xmlns:w15="http://schemas.microsoft.com/office/word/2012/wordml" xmlns:w16cex="http://schemas.microsoft.com/office/word/2018/wordml/cex" xmlns:w16cid="http://schemas.microsoft.com/office/word/2016/wordml/cid" xmlns:w16="http://schemas.microsoft.com/office/word/2018/wordml" xmlns:w16du="http://schemas.microsoft.com/office/word/2023/wordml/word16du" xmlns:w16sdtdh="http://schemas.microsoft.com/office/word/2020/wordml/sdtdatahash" xmlns:w16se="http://schemas.microsoft.com/office/word/2015/wordml/symex" xmlns:wpg="http://schemas.microsoft.com/office/word/2010/wordprocessingGroup" xmlns:wpi="http://schemas.microsoft.com/office/word/2010/wordprocessingInk" xmlns:wne="http://schemas.microsoft.com/office/word/2006/wordml" xmlns:wps="http://schemas.microsoft.com/office/word/2010/wordprocessingShape" mc:Ignorable="w14 w15 w16se w16cid w16 w16cex w16sdtdh w16du wp14">
+<w:numbering xmlns:wpc="http://schemas.microsoft.com/office/word/2010/wordprocessingCanvas" xmlns:cx="http://schemas.microsoft.com/office/drawing/2014/chartex" xmlns:cx1="http://schemas.microsoft.com/office/drawing/2015/9/8/chartex" xmlns:cx2="http://schemas.microsoft.com/office/drawing/2015/10/21/chartex" xmlns:cx3="http://schemas.microsoft.com/office/drawing/2016/5/9/chartex" xmlns:cx4="http://schemas.microsoft.com/office/drawing/2016/5/10/chartex" xmlns:cx5="http://schemas.microsoft.com/office/drawing/2016/5/11/chartex" xmlns:cx6="http://schemas.microsoft.com/office/drawing/2016/5/12/chartex" xmlns:cx7="http://schemas.microsoft.com/office/drawing/2016/5/13/chartex" xmlns:cx8="http://schemas.microsoft.com/office/drawing/2016/5/14/chartex" xmlns:mc="http://schemas.openxmlformats.org/markup-compatibility/2006" xmlns:aink="http://schemas.microsoft.com/office/drawing/2016/ink" xmlns:am3d="http://schemas.microsoft.com/office/drawing/2017/model3d" xmlns:o="urn:schemas-microsoft-com:office:office" xmlns:oel="http://schemas.microsoft.com/office/2019/extlst" xmlns:r="http://schemas.openxmlformats.org/officeDocument/2006/relationships" xmlns:m="http://schemas.openxmlformats.org/officeDocument/2006/math" xmlns:v="urn:schemas-microsoft-com:vml" xmlns:wp14="http://schemas.microsoft.com/office/word/2010/wordprocessingDrawing" xmlns:wp="http://schemas.openxmlformats.org/drawingml/2006/wordprocessingDrawing" xmlns:w10="urn:schemas-microsoft-com:office:word" xmlns:w="http://schemas.openxmlformats.org/wordprocessingml/2006/main" xmlns:w14="http://schemas.microsoft.com/office/word/2010/wordml" xmlns:w15="http://schemas.microsoft.com/office/word/2012/wordml" xmlns:w16cex="http://schemas.microsoft.com/office/word/2018/wordml/cex" xmlns:w16cid="http://schemas.microsoft.com/office/word/2016/wordml/cid" xmlns:w16="http://schemas.microsoft.com/office/word/2018/wordml" xmlns:w16du="http://schemas.microsoft.com/office/word/2023/wordml/word16du" xmlns:w16sdtdh="http://schemas.microsoft.com/office/word/2020/wordml/sdtdatahash" xmlns:w16sdtfl="http://schemas.microsoft.com/office/word/2024/wordml/sdtformatlock" xmlns:w16se="http://schemas.microsoft.com/office/word/2015/wordml/symex" xmlns:wpg="http://schemas.microsoft.com/office/word/2010/wordprocessingGroup" xmlns:wpi="http://schemas.microsoft.com/office/word/2010/wordprocessingInk" xmlns:wne="http://schemas.microsoft.com/office/word/2006/wordml" xmlns:wps="http://schemas.microsoft.com/office/word/2010/wordprocessingShape" mc:Ignorable="w14 w15 w16se w16cid w16 w16cex w16sdtdh w16sdtfl w16du wp14">
   <w:abstractNum w:abstractNumId="0" w15:restartNumberingAfterBreak="0">
     <w:nsid w:val="086E01D0"/>
     <w:multiLevelType w:val="hybridMultilevel"/>
@@ -5602,7 +5618,7 @@
 </file>
 
 <file path=word/styles.xml><?xml version="1.0" encoding="utf-8"?>
-<w:styles xmlns:mc="http://schemas.openxmlformats.org/markup-compatibility/2006" xmlns:r="http://schemas.openxmlformats.org/officeDocument/2006/relationships" xmlns:w="http://schemas.openxmlformats.org/wordprocessingml/2006/main" xmlns:w14="http://schemas.microsoft.com/office/word/2010/wordml" xmlns:w15="http://schemas.microsoft.com/office/word/2012/wordml" xmlns:w16cex="http://schemas.microsoft.com/office/word/2018/wordml/cex" xmlns:w16cid="http://schemas.microsoft.com/office/word/2016/wordml/cid" xmlns:w16="http://schemas.microsoft.com/office/word/2018/wordml" xmlns:w16du="http://schemas.microsoft.com/office/word/2023/wordml/word16du" xmlns:w16sdtdh="http://schemas.microsoft.com/office/word/2020/wordml/sdtdatahash" xmlns:w16se="http://schemas.microsoft.com/office/word/2015/wordml/symex" mc:Ignorable="w14 w15 w16se w16cid w16 w16cex w16sdtdh w16du">
+<w:styles xmlns:mc="http://schemas.openxmlformats.org/markup-compatibility/2006" xmlns:r="http://schemas.openxmlformats.org/officeDocument/2006/relationships" xmlns:w="http://schemas.openxmlformats.org/wordprocessingml/2006/main" xmlns:w14="http://schemas.microsoft.com/office/word/2010/wordml" xmlns:w15="http://schemas.microsoft.com/office/word/2012/wordml" xmlns:w16cex="http://schemas.microsoft.com/office/word/2018/wordml/cex" xmlns:w16cid="http://schemas.microsoft.com/office/word/2016/wordml/cid" xmlns:w16="http://schemas.microsoft.com/office/word/2018/wordml" xmlns:w16du="http://schemas.microsoft.com/office/word/2023/wordml/word16du" xmlns:w16sdtdh="http://schemas.microsoft.com/office/word/2020/wordml/sdtdatahash" xmlns:w16sdtfl="http://schemas.microsoft.com/office/word/2024/wordml/sdtformatlock" xmlns:w16se="http://schemas.microsoft.com/office/word/2015/wordml/symex" mc:Ignorable="w14 w15 w16se w16cid w16 w16cex w16sdtdh w16sdtfl w16du">
   <w:docDefaults>
     <w:rPrDefault>
       <w:rPr>
@@ -7609,6 +7625,18 @@
 </file>
 
 <file path=customXml/item1.xml><?xml version="1.0" encoding="utf-8"?>
+<p:properties xmlns:p="http://schemas.microsoft.com/office/2006/metadata/properties" xmlns:xsi="http://www.w3.org/2001/XMLSchema-instance" xmlns:pc="http://schemas.microsoft.com/office/infopath/2007/PartnerControls">
+  <documentManagement>
+    <_dlc_DocId xmlns="3ae569bb-ac1d-498d-b0de-e04ee48747a4">CHD7FXHTFVHX-85-22</_dlc_DocId>
+    <_dlc_DocIdUrl xmlns="3ae569bb-ac1d-498d-b0de-e04ee48747a4">
+      <Url>http://one0056-ts01:8190/AlvicEuropa/espanya/_layouts/DocIdRedir.aspx?ID=CHD7FXHTFVHX-85-22</Url>
+      <Description>CHD7FXHTFVHX-85-22</Description>
+    </_dlc_DocIdUrl>
+  </documentManagement>
+</p:properties>
+</file>
+
+<file path=customXml/item2.xml><?xml version="1.0" encoding="utf-8"?>
 <?mso-contentType ?>
 <spe:Receivers xmlns:spe="http://schemas.microsoft.com/sharepoint/events">
   <Receiver>
@@ -7654,19 +7682,20 @@
 </spe:Receivers>
 </file>
 
-<file path=customXml/item2.xml><?xml version="1.0" encoding="utf-8"?>
-<p:properties xmlns:p="http://schemas.microsoft.com/office/2006/metadata/properties" xmlns:xsi="http://www.w3.org/2001/XMLSchema-instance" xmlns:pc="http://schemas.microsoft.com/office/infopath/2007/PartnerControls">
-  <documentManagement>
-    <_dlc_DocId xmlns="3ae569bb-ac1d-498d-b0de-e04ee48747a4">CHD7FXHTFVHX-85-22</_dlc_DocId>
-    <_dlc_DocIdUrl xmlns="3ae569bb-ac1d-498d-b0de-e04ee48747a4">
-      <Url>http://one0056-ts01:8190/AlvicEuropa/espanya/_layouts/DocIdRedir.aspx?ID=CHD7FXHTFVHX-85-22</Url>
-      <Description>CHD7FXHTFVHX-85-22</Description>
-    </_dlc_DocIdUrl>
-  </documentManagement>
-</p:properties>
+<file path=customXml/item3.xml><?xml version="1.0" encoding="utf-8"?>
+<?mso-contentType ?>
+<FormTemplates xmlns="http://schemas.microsoft.com/sharepoint/v3/contenttype/forms">
+  <Display>DocumentLibraryForm</Display>
+  <Edit>DocumentLibraryForm</Edit>
+  <New>DocumentLibraryForm</New>
+</FormTemplates>
 </file>
 
-<file path=customXml/item3.xml><?xml version="1.0" encoding="utf-8"?>
+<file path=customXml/item4.xml><?xml version="1.0" encoding="utf-8"?>
+<b:Sources xmlns:b="http://schemas.openxmlformats.org/officeDocument/2006/bibliography" xmlns="http://schemas.openxmlformats.org/officeDocument/2006/bibliography" SelectedStyle="\APA.XSL" StyleName="APA"/>
+</file>
+
+<file path=customXml/item5.xml><?xml version="1.0" encoding="utf-8"?>
 <ct:contentTypeSchema xmlns:ct="http://schemas.microsoft.com/office/2006/metadata/contentType" xmlns:ma="http://schemas.microsoft.com/office/2006/metadata/properties/metaAttributes" ct:_="" ma:_="" ma:contentTypeName="Documento" ma:contentTypeID="0x010100DD58C6F9CB23E144843E8DB4F6F30B1A" ma:contentTypeVersion="1" ma:contentTypeDescription="Crear nuevo documento." ma:contentTypeScope="" ma:versionID="14795747f5468c3f3b5671b32c38c43b">
   <xsd:schema xmlns:xsd="http://www.w3.org/2001/XMLSchema" xmlns:xs="http://www.w3.org/2001/XMLSchema" xmlns:p="http://schemas.microsoft.com/office/2006/metadata/properties" xmlns:ns2="3ae569bb-ac1d-498d-b0de-e04ee48747a4" targetNamespace="http://schemas.microsoft.com/office/2006/metadata/properties" ma:root="true" ma:fieldsID="37204941762c46b5bd29f462fb5e9cf3" ns2:_="">
     <xsd:import namespace="3ae569bb-ac1d-498d-b0de-e04ee48747a4"/>
@@ -7811,20 +7840,17 @@
 </ct:contentTypeSchema>
 </file>
 
-<file path=customXml/item4.xml><?xml version="1.0" encoding="utf-8"?>
-<b:Sources xmlns:b="http://schemas.openxmlformats.org/officeDocument/2006/bibliography" xmlns="http://schemas.openxmlformats.org/officeDocument/2006/bibliography" SelectedStyle="\APA.XSL" StyleName="APA"/>
+<file path=customXml/itemProps1.xml><?xml version="1.0" encoding="utf-8"?>
+<ds:datastoreItem xmlns:ds="http://schemas.openxmlformats.org/officeDocument/2006/customXml" ds:itemID="{0CAD65F7-5967-4E35-9F01-F2AC4BB37C62}">
+  <ds:schemaRefs>
+    <ds:schemaRef ds:uri="http://schemas.microsoft.com/office/2006/metadata/properties"/>
+    <ds:schemaRef ds:uri="http://schemas.microsoft.com/office/infopath/2007/PartnerControls"/>
+    <ds:schemaRef ds:uri="3ae569bb-ac1d-498d-b0de-e04ee48747a4"/>
+  </ds:schemaRefs>
+</ds:datastoreItem>
 </file>
 
-<file path=customXml/item5.xml><?xml version="1.0" encoding="utf-8"?>
-<?mso-contentType ?>
-<FormTemplates xmlns="http://schemas.microsoft.com/sharepoint/v3/contenttype/forms">
-  <Display>DocumentLibraryForm</Display>
-  <Edit>DocumentLibraryForm</Edit>
-  <New>DocumentLibraryForm</New>
-</FormTemplates>
-</file>
-
-<file path=customXml/itemProps1.xml><?xml version="1.0" encoding="utf-8"?>
+<file path=customXml/itemProps2.xml><?xml version="1.0" encoding="utf-8"?>
 <ds:datastoreItem xmlns:ds="http://schemas.openxmlformats.org/officeDocument/2006/customXml" ds:itemID="{3642267A-984C-4A35-98FB-892ADD3BE57C}">
   <ds:schemaRefs>
     <ds:schemaRef ds:uri="http://schemas.microsoft.com/sharepoint/events"/>
@@ -7832,23 +7858,23 @@
 </ds:datastoreItem>
 </file>
 
-<file path=customXml/itemProps2.xml><?xml version="1.0" encoding="utf-8"?>
-<ds:datastoreItem xmlns:ds="http://schemas.openxmlformats.org/officeDocument/2006/customXml" ds:itemID="{0CAD65F7-5967-4E35-9F01-F2AC4BB37C62}">
+<file path=customXml/itemProps3.xml><?xml version="1.0" encoding="utf-8"?>
+<ds:datastoreItem xmlns:ds="http://schemas.openxmlformats.org/officeDocument/2006/customXml" ds:itemID="{F9883793-A21E-4CAC-B7E7-1BC939CE92B3}">
   <ds:schemaRefs>
-    <ds:schemaRef ds:uri="http://purl.org/dc/dcmitype/"/>
-    <ds:schemaRef ds:uri="http://schemas.microsoft.com/office/2006/documentManagement/types"/>
-    <ds:schemaRef ds:uri="http://purl.org/dc/elements/1.1/"/>
-    <ds:schemaRef ds:uri="http://purl.org/dc/terms/"/>
-    <ds:schemaRef ds:uri="http://schemas.microsoft.com/office/infopath/2007/PartnerControls"/>
-    <ds:schemaRef ds:uri="http://schemas.openxmlformats.org/package/2006/metadata/core-properties"/>
-    <ds:schemaRef ds:uri="3ae569bb-ac1d-498d-b0de-e04ee48747a4"/>
-    <ds:schemaRef ds:uri="http://schemas.microsoft.com/office/2006/metadata/properties"/>
-    <ds:schemaRef ds:uri="http://www.w3.org/XML/1998/namespace"/>
+    <ds:schemaRef ds:uri="http://schemas.microsoft.com/sharepoint/v3/contenttype/forms"/>
   </ds:schemaRefs>
 </ds:datastoreItem>
 </file>
 
-<file path=customXml/itemProps3.xml><?xml version="1.0" encoding="utf-8"?>
+<file path=customXml/itemProps4.xml><?xml version="1.0" encoding="utf-8"?>
+<ds:datastoreItem xmlns:ds="http://schemas.openxmlformats.org/officeDocument/2006/customXml" ds:itemID="{1D1A0DAA-CF00-47D2-B3B3-48710EB09A29}">
+  <ds:schemaRefs>
+    <ds:schemaRef ds:uri="http://schemas.openxmlformats.org/officeDocument/2006/bibliography"/>
+  </ds:schemaRefs>
+</ds:datastoreItem>
+</file>
+
+<file path=customXml/itemProps5.xml><?xml version="1.0" encoding="utf-8"?>
 <ds:datastoreItem xmlns:ds="http://schemas.openxmlformats.org/officeDocument/2006/customXml" ds:itemID="{C068FC60-CD1B-4C40-A5F5-E1CC064F413F}">
   <ds:schemaRefs>
     <ds:schemaRef ds:uri="http://schemas.microsoft.com/office/2006/metadata/contentType"/>
@@ -7864,20 +7890,4 @@
     <ds:schemaRef ds:uri="http://schemas.microsoft.com/internal/obd"/>
   </ds:schemaRefs>
 </ds:datastoreItem>
-</file>
-
-<file path=customXml/itemProps4.xml><?xml version="1.0" encoding="utf-8"?>
-<ds:datastoreItem xmlns:ds="http://schemas.openxmlformats.org/officeDocument/2006/customXml" ds:itemID="{1D1A0DAA-CF00-47D2-B3B3-48710EB09A29}">
-  <ds:schemaRefs>
-    <ds:schemaRef ds:uri="http://schemas.openxmlformats.org/officeDocument/2006/bibliography"/>
-  </ds:schemaRefs>
-</ds:datastoreItem>
-</file>
-
-<file path=customXml/itemProps5.xml><?xml version="1.0" encoding="utf-8"?>
-<ds:datastoreItem xmlns:ds="http://schemas.openxmlformats.org/officeDocument/2006/customXml" ds:itemID="{F9883793-A21E-4CAC-B7E7-1BC939CE92B3}">
-  <ds:schemaRefs>
-    <ds:schemaRef ds:uri="http://schemas.microsoft.com/sharepoint/v3/contenttype/forms"/>
-  </ds:schemaRefs>
-</ds:datastoreItem>
 </file>